--- a/docs/智能护理病床云平台_设计文档.docx
+++ b/docs/智能护理病床云平台_设计文档.docx
@@ -10434,6 +10434,40 @@
           <w:rFonts w:hint="eastAsia"/>
         </w:rPr>
       </w:pPr>
+    </w:p>
+    <w:p>
+      <w:pPr>
+        <w:autoSpaceDE w:val="0"/>
+        <w:autoSpaceDN w:val="0"/>
+        <w:spacing w:line="300" w:lineRule="auto"/>
+        <w:ind w:firstLine="562" w:firstLineChars="200"/>
+        <w:jc w:val="both"/>
+        <w:rPr>
+          <w:rFonts w:hint="eastAsia" w:ascii="黑体" w:hAnsi="黑体" w:eastAsia="黑体"/>
+          <w:sz w:val="28"/>
+          <w:szCs w:val="28"/>
+        </w:rPr>
+      </w:pPr>
+      <w:r>
+        <w:t>鸿蒙App端技术栈：</w:t>
+      </w:r>
+    </w:p>
+    <w:p>
+      <w:pPr>
+        <w:autoSpaceDE w:val="0"/>
+        <w:autoSpaceDN w:val="0"/>
+        <w:spacing w:line="300" w:lineRule="auto"/>
+        <w:ind w:firstLine="480" w:firstLineChars="200"/>
+        <w:jc w:val="both"/>
+        <w:rPr>
+          <w:rFonts w:hint="eastAsia" w:ascii="宋体" w:hAnsi="宋体" w:eastAsia="宋体"/>
+          <w:sz w:val="24"/>
+          <w:szCs w:val="24"/>
+        </w:rPr>
+      </w:pPr>
+      <w:r>
+        <w:t>基于HarmonyOS 6.0.2（API 22）与ArkTS语言（严格模式）开发原生移动应用，DevEco Studio工程化构建。App封装统一ApiService网络层，与Web端共用云平台RESTful API和JWT认证体系；内置双地址配置——公网访问云端ECS进行远程监护，局域网直连树莓派实现床旁低时延语音控制（NLC）。包含体征仪表盘、智能体协同、AI咨询、告警管理、床体控制五大功能页面。</w:t>
+      </w:r>
     </w:p>
     <w:p>
       <w:pPr>
@@ -14209,6 +14243,47 @@
     </w:p>
     <w:p>
       <w:pPr>
+        <w:autoSpaceDE w:val="0"/>
+        <w:autoSpaceDN w:val="0"/>
+        <w:spacing w:line="300" w:lineRule="auto"/>
+        <w:ind w:firstLine="480" w:firstLineChars="200"/>
+        <w:jc w:val="both"/>
+        <w:rPr>
+          <w:rFonts w:hint="eastAsia" w:ascii="宋体" w:hAnsi="宋体" w:eastAsia="宋体"/>
+          <w:sz w:val="24"/>
+          <w:szCs w:val="24"/>
+        </w:rPr>
+      </w:pPr>
+      <w:r>
+        <w:t>移动端方面，鸿蒙原生App为医护人员与家属提供随身监护入口。体征仪表盘页面以卡片式布局实时刷新心率、血氧、体温、血压与睡姿状态；智能体页面呈现五个专科护理Agent的协同工作状态；AI咨询页面接入云端统一LLM网关进行多轮对话；告警页面支持告警确认闭环；控制页面可远程下发靠背角度调节、气囊分区减压与病房导航指令。App与Web端共用同一账号体系与JWT认证，登录后数据实时同步。</w:t>
+      </w:r>
+    </w:p>
+    <w:p>
+      <w:pPr>
+        <w:jc w:val="center"/>
+        <w:rPr>
+          <w:rFonts w:hint="eastAsia"/>
+        </w:rPr>
+      </w:pPr>
+      <w:commentRangeStart w:id="32"/>
+      <w:r>
+        <w:t>(此处插入鸿蒙App实机截图)</w:t>
+      </w:r>
+    </w:p>
+    <w:p>
+      <w:pPr>
+        <w:jc w:val="center"/>
+        <w:rPr>
+          <w:rFonts w:hint="eastAsia"/>
+        </w:rPr>
+      </w:pPr>
+      <w:commentRangeEnd w:id="32"/>
+      <w:r>
+        <w:t>图5.4 鸿蒙App五大功能页面（体征仪表盘/智能体协同/AI咨询/告警管理/床体控制）</w:t>
+      </w:r>
+    </w:p>
+    <w:p>
+      <w:pPr>
         <w:pStyle w:val="4"/>
         <w:autoSpaceDE w:val="0"/>
         <w:autoSpaceDN w:val="0"/>
@@ -16677,7 +16752,7 @@
           <w:b/>
           <w:sz w:val="22"/>
         </w:rPr>
-        <w:t>图5.4 病床硬件实物装配与控制盒内部布局</w:t>
+        <w:t>图5.5 病床硬件实物装配与控制盒内部布局</w:t>
       </w:r>
       <w:commentRangeEnd w:id="33"/>
       <w:r>

--- a/docs/智能护理病床云平台_设计文档.docx
+++ b/docs/智能护理病床云平台_设计文档.docx
@@ -3549,13 +3549,38 @@
       </w:pPr>
       <w:commentRangeStart w:id="0"/>
       <w:r>
-        <w:rPr>
-          <w:rFonts w:ascii="Times New Roman" w:hAnsi="Times New Roman" w:eastAsia="宋体" w:cs="Times New Roman"/>
-          <w:i/>
-          <w:color w:val="808080"/>
-          <w:sz w:val="24"/>
-        </w:rPr>
-        <w:t>(此处插入护理模式对比图)</w:t>
+        <w:drawing>
+          <wp:inline xmlns:a="http://schemas.openxmlformats.org/drawingml/2006/main" xmlns:pic="http://schemas.openxmlformats.org/drawingml/2006/picture">
+            <wp:extent cx="5220000" cy="2761139"/>
+            <wp:docPr id="1" name="Picture 1"/>
+            <wp:cNvGraphicFramePr>
+              <a:graphicFrameLocks noChangeAspect="1"/>
+            </wp:cNvGraphicFramePr>
+            <a:graphic>
+              <a:graphicData uri="http://schemas.openxmlformats.org/drawingml/2006/picture">
+                <pic:pic>
+                  <pic:nvPicPr>
+                    <pic:cNvPr id="0" name="fig1_1_mode_compare.png"/>
+                    <pic:cNvPicPr/>
+                  </pic:nvPicPr>
+                  <pic:blipFill>
+                    <a:blip r:embed="rId12"/>
+                    <a:stretch>
+                      <a:fillRect/>
+                    </a:stretch>
+                  </pic:blipFill>
+                  <pic:spPr>
+                    <a:xfrm>
+                      <a:off x="0" y="0"/>
+                      <a:ext cx="5220000" cy="2761139"/>
+                    </a:xfrm>
+                    <a:prstGeom prst="rect"/>
+                  </pic:spPr>
+                </pic:pic>
+              </a:graphicData>
+            </a:graphic>
+          </wp:inline>
+        </w:drawing>
       </w:r>
     </w:p>
     <w:p>
@@ -4695,14 +4720,40 @@
           <w:rFonts w:hint="eastAsia"/>
         </w:rPr>
       </w:pPr>
-      <w:r>
-        <w:rPr>
-          <w:rFonts w:ascii="Times New Roman" w:hAnsi="Times New Roman" w:eastAsia="宋体" w:cs="Times New Roman"/>
-          <w:i/>
-          <w:color w:val="808080"/>
-          <w:sz w:val="24"/>
-        </w:rPr>
-        <w:t>(此处插入CNN结构图)</w:t>
+      <w:commentRangeEnd w:id="5"/>
+      <w:r>
+        <w:drawing>
+          <wp:inline xmlns:a="http://schemas.openxmlformats.org/drawingml/2006/main" xmlns:pic="http://schemas.openxmlformats.org/drawingml/2006/picture">
+            <wp:extent cx="5220000" cy="1900029"/>
+            <wp:docPr id="9" name="Picture 9"/>
+            <wp:cNvGraphicFramePr>
+              <a:graphicFrameLocks noChangeAspect="1"/>
+            </wp:cNvGraphicFramePr>
+            <a:graphic>
+              <a:graphicData uri="http://schemas.openxmlformats.org/drawingml/2006/picture">
+                <pic:pic>
+                  <pic:nvPicPr>
+                    <pic:cNvPr id="0" name="fig2_2_posturecnn.png"/>
+                    <pic:cNvPicPr/>
+                  </pic:nvPicPr>
+                  <pic:blipFill>
+                    <a:blip r:embed="rId20"/>
+                    <a:stretch>
+                      <a:fillRect/>
+                    </a:stretch>
+                  </pic:blipFill>
+                  <pic:spPr>
+                    <a:xfrm>
+                      <a:off x="0" y="0"/>
+                      <a:ext cx="5220000" cy="1900029"/>
+                    </a:xfrm>
+                    <a:prstGeom prst="rect"/>
+                  </pic:spPr>
+                </pic:pic>
+              </a:graphicData>
+            </a:graphic>
+          </wp:inline>
+        </w:drawing>
       </w:r>
     </w:p>
     <w:p>
@@ -4795,11 +4846,38 @@
       </w:pPr>
       <w:commentRangeStart w:id="6"/>
       <w:r>
-        <w:rPr>
-          <w:rFonts w:ascii="Times New Roman" w:hAnsi="Times New Roman" w:eastAsia="宋体"/>
-          <w:sz w:val="24"/>
-        </w:rPr>
-        <w:t>(此处插入PostureMobileNet网络结构图，含Depthwise Separable Conv + SE Block + Hardswish激活)</w:t>
+        <w:drawing>
+          <wp:inline xmlns:a="http://schemas.openxmlformats.org/drawingml/2006/main" xmlns:pic="http://schemas.openxmlformats.org/drawingml/2006/picture">
+            <wp:extent cx="5220000" cy="2524905"/>
+            <wp:docPr id="2" name="Picture 2"/>
+            <wp:cNvGraphicFramePr>
+              <a:graphicFrameLocks noChangeAspect="1"/>
+            </wp:cNvGraphicFramePr>
+            <a:graphic>
+              <a:graphicData uri="http://schemas.openxmlformats.org/drawingml/2006/picture">
+                <pic:pic>
+                  <pic:nvPicPr>
+                    <pic:cNvPr id="0" name="fig2_3_mobilenet.png"/>
+                    <pic:cNvPicPr/>
+                  </pic:nvPicPr>
+                  <pic:blipFill>
+                    <a:blip r:embed="rId13"/>
+                    <a:stretch>
+                      <a:fillRect/>
+                    </a:stretch>
+                  </pic:blipFill>
+                  <pic:spPr>
+                    <a:xfrm>
+                      <a:off x="0" y="0"/>
+                      <a:ext cx="5220000" cy="2524905"/>
+                    </a:xfrm>
+                    <a:prstGeom prst="rect"/>
+                  </pic:spPr>
+                </pic:pic>
+              </a:graphicData>
+            </a:graphic>
+          </wp:inline>
+        </w:drawing>
       </w:r>
     </w:p>
     <w:p>
@@ -4876,11 +4954,38 @@
       </w:pPr>
       <w:commentRangeStart w:id="7"/>
       <w:r>
-        <w:rPr>
-          <w:rFonts w:ascii="Times New Roman" w:hAnsi="Times New Roman" w:eastAsia="宋体"/>
-          <w:sz w:val="24"/>
-        </w:rPr>
-        <w:t>(此处插入TuyaLink双链路架构图，含本地Mosquitto + 涂鸦AI云 + TLS加密通道)</w:t>
+        <w:drawing>
+          <wp:inline xmlns:a="http://schemas.openxmlformats.org/drawingml/2006/main" xmlns:pic="http://schemas.openxmlformats.org/drawingml/2006/picture">
+            <wp:extent cx="5220000" cy="2682394"/>
+            <wp:docPr id="3" name="Picture 3"/>
+            <wp:cNvGraphicFramePr>
+              <a:graphicFrameLocks noChangeAspect="1"/>
+            </wp:cNvGraphicFramePr>
+            <a:graphic>
+              <a:graphicData uri="http://schemas.openxmlformats.org/drawingml/2006/picture">
+                <pic:pic>
+                  <pic:nvPicPr>
+                    <pic:cNvPr id="0" name="fig2_4_tuyalink.png"/>
+                    <pic:cNvPicPr/>
+                  </pic:nvPicPr>
+                  <pic:blipFill>
+                    <a:blip r:embed="rId14"/>
+                    <a:stretch>
+                      <a:fillRect/>
+                    </a:stretch>
+                  </pic:blipFill>
+                  <pic:spPr>
+                    <a:xfrm>
+                      <a:off x="0" y="0"/>
+                      <a:ext cx="5220000" cy="2682394"/>
+                    </a:xfrm>
+                    <a:prstGeom prst="rect"/>
+                  </pic:spPr>
+                </pic:pic>
+              </a:graphicData>
+            </a:graphic>
+          </wp:inline>
+        </w:drawing>
       </w:r>
     </w:p>
     <w:p>
@@ -5433,13 +5538,38 @@
       </w:pPr>
       <w:commentRangeStart w:id="13"/>
       <w:r>
-        <w:rPr>
-          <w:rFonts w:ascii="Times New Roman" w:hAnsi="Times New Roman" w:eastAsia="宋体" w:cs="Times New Roman"/>
-          <w:i/>
-          <w:color w:val="808080"/>
-          <w:sz w:val="24"/>
-        </w:rPr>
-        <w:t>(此处插入热力图效果截图)</w:t>
+        <w:drawing>
+          <wp:inline xmlns:a="http://schemas.openxmlformats.org/drawingml/2006/main" xmlns:pic="http://schemas.openxmlformats.org/drawingml/2006/picture">
+            <wp:extent cx="5220000" cy="2408388"/>
+            <wp:docPr id="4" name="Picture 4"/>
+            <wp:cNvGraphicFramePr>
+              <a:graphicFrameLocks noChangeAspect="1"/>
+            </wp:cNvGraphicFramePr>
+            <a:graphic>
+              <a:graphicData uri="http://schemas.openxmlformats.org/drawingml/2006/picture">
+                <pic:pic>
+                  <pic:nvPicPr>
+                    <pic:cNvPr id="0" name="fig2_10_heatmap.png"/>
+                    <pic:cNvPicPr/>
+                  </pic:nvPicPr>
+                  <pic:blipFill>
+                    <a:blip r:embed="rId15"/>
+                    <a:stretch>
+                      <a:fillRect/>
+                    </a:stretch>
+                  </pic:blipFill>
+                  <pic:spPr>
+                    <a:xfrm>
+                      <a:off x="0" y="0"/>
+                      <a:ext cx="5220000" cy="2408388"/>
+                    </a:xfrm>
+                    <a:prstGeom prst="rect"/>
+                  </pic:spPr>
+                </pic:pic>
+              </a:graphicData>
+            </a:graphic>
+          </wp:inline>
+        </w:drawing>
       </w:r>
     </w:p>
     <w:p>
@@ -6227,13 +6357,38 @@
       </w:pPr>
       <w:commentRangeStart w:id="19"/>
       <w:r>
-        <w:rPr>
-          <w:rFonts w:ascii="Times New Roman" w:hAnsi="Times New Roman" w:eastAsia="宋体" w:cs="Times New Roman"/>
-          <w:i/>
-          <w:color w:val="808080"/>
-          <w:sz w:val="24"/>
-        </w:rPr>
-        <w:t>(此处插入功能模块架构图)</w:t>
+        <w:drawing>
+          <wp:inline xmlns:a="http://schemas.openxmlformats.org/drawingml/2006/main" xmlns:pic="http://schemas.openxmlformats.org/drawingml/2006/picture">
+            <wp:extent cx="5220000" cy="2761139"/>
+            <wp:docPr id="5" name="Picture 5"/>
+            <wp:cNvGraphicFramePr>
+              <a:graphicFrameLocks noChangeAspect="1"/>
+            </wp:cNvGraphicFramePr>
+            <a:graphic>
+              <a:graphicData uri="http://schemas.openxmlformats.org/drawingml/2006/picture">
+                <pic:pic>
+                  <pic:nvPicPr>
+                    <pic:cNvPr id="0" name="fig3_1_modules.png"/>
+                    <pic:cNvPicPr/>
+                  </pic:nvPicPr>
+                  <pic:blipFill>
+                    <a:blip r:embed="rId16"/>
+                    <a:stretch>
+                      <a:fillRect/>
+                    </a:stretch>
+                  </pic:blipFill>
+                  <pic:spPr>
+                    <a:xfrm>
+                      <a:off x="0" y="0"/>
+                      <a:ext cx="5220000" cy="2761139"/>
+                    </a:xfrm>
+                    <a:prstGeom prst="rect"/>
+                  </pic:spPr>
+                </pic:pic>
+              </a:graphicData>
+            </a:graphic>
+          </wp:inline>
+        </w:drawing>
       </w:r>
     </w:p>
     <w:p>
@@ -6379,34 +6534,41 @@
         </w:rPr>
       </w:pPr>
       <w:commentRangeStart w:id="21"/>
-      <w:r>
-        <w:rPr>
-          <w:rFonts w:ascii="Times New Roman" w:hAnsi="Times New Roman" w:eastAsia="宋体" w:cs="Times New Roman"/>
-          <w:i/>
-          <w:color w:val="808080"/>
-          <w:sz w:val="24"/>
-        </w:rPr>
-        <w:t>(此处插入推理预警流程</w:t>
-      </w:r>
       <w:bookmarkStart w:id="33" w:name="_GoBack"/>
-      <w:r>
-        <w:rPr>
-          <w:rFonts w:ascii="Times New Roman" w:hAnsi="Times New Roman" w:eastAsia="宋体" w:cs="Times New Roman"/>
-          <w:i/>
-          <w:color w:val="808080"/>
-          <w:sz w:val="24"/>
-        </w:rPr>
-        <w:t>图</w:t>
-      </w:r>
       <w:bookmarkEnd w:id="33"/>
       <w:r>
-        <w:rPr>
-          <w:rFonts w:ascii="Times New Roman" w:hAnsi="Times New Roman" w:eastAsia="宋体" w:cs="Times New Roman"/>
-          <w:i/>
-          <w:color w:val="808080"/>
-          <w:sz w:val="24"/>
-        </w:rPr>
-        <w:t>)</w:t>
+        <w:drawing>
+          <wp:inline xmlns:a="http://schemas.openxmlformats.org/drawingml/2006/main" xmlns:pic="http://schemas.openxmlformats.org/drawingml/2006/picture">
+            <wp:extent cx="5220000" cy="2448701"/>
+            <wp:docPr id="6" name="Picture 6"/>
+            <wp:cNvGraphicFramePr>
+              <a:graphicFrameLocks noChangeAspect="1"/>
+            </wp:cNvGraphicFramePr>
+            <a:graphic>
+              <a:graphicData uri="http://schemas.openxmlformats.org/drawingml/2006/picture">
+                <pic:pic>
+                  <pic:nvPicPr>
+                    <pic:cNvPr id="0" name="fig3_3_alert_flow.png"/>
+                    <pic:cNvPicPr/>
+                  </pic:nvPicPr>
+                  <pic:blipFill>
+                    <a:blip r:embed="rId17"/>
+                    <a:stretch>
+                      <a:fillRect/>
+                    </a:stretch>
+                  </pic:blipFill>
+                  <pic:spPr>
+                    <a:xfrm>
+                      <a:off x="0" y="0"/>
+                      <a:ext cx="5220000" cy="2448701"/>
+                    </a:xfrm>
+                    <a:prstGeom prst="rect"/>
+                  </pic:spPr>
+                </pic:pic>
+              </a:graphicData>
+            </a:graphic>
+          </wp:inline>
+        </w:drawing>
       </w:r>
     </w:p>
     <w:p>
@@ -10517,13 +10679,38 @@
       </w:pPr>
       <w:commentRangeStart w:id="28"/>
       <w:r>
-        <w:rPr>
-          <w:rFonts w:ascii="Times New Roman" w:hAnsi="Times New Roman" w:eastAsia="宋体" w:cs="Times New Roman"/>
-          <w:i/>
-          <w:color w:val="808080"/>
-          <w:sz w:val="24"/>
-        </w:rPr>
-        <w:t>(此处插入Agent对比图)</w:t>
+        <w:drawing>
+          <wp:inline xmlns:a="http://schemas.openxmlformats.org/drawingml/2006/main" xmlns:pic="http://schemas.openxmlformats.org/drawingml/2006/picture">
+            <wp:extent cx="5220000" cy="2524905"/>
+            <wp:docPr id="7" name="Picture 7"/>
+            <wp:cNvGraphicFramePr>
+              <a:graphicFrameLocks noChangeAspect="1"/>
+            </wp:cNvGraphicFramePr>
+            <a:graphic>
+              <a:graphicData uri="http://schemas.openxmlformats.org/drawingml/2006/picture">
+                <pic:pic>
+                  <pic:nvPicPr>
+                    <pic:cNvPr id="0" name="fig4_3_agents.png"/>
+                    <pic:cNvPicPr/>
+                  </pic:nvPicPr>
+                  <pic:blipFill>
+                    <a:blip r:embed="rId18"/>
+                    <a:stretch>
+                      <a:fillRect/>
+                    </a:stretch>
+                  </pic:blipFill>
+                  <pic:spPr>
+                    <a:xfrm>
+                      <a:off x="0" y="0"/>
+                      <a:ext cx="5220000" cy="2524905"/>
+                    </a:xfrm>
+                    <a:prstGeom prst="rect"/>
+                  </pic:spPr>
+                </pic:pic>
+              </a:graphicData>
+            </a:graphic>
+          </wp:inline>
+        </w:drawing>
       </w:r>
     </w:p>
     <w:p>
@@ -10762,13 +10949,38 @@
       </w:pPr>
       <w:commentRangeStart w:id="30"/>
       <w:r>
-        <w:rPr>
-          <w:rFonts w:ascii="Times New Roman" w:hAnsi="Times New Roman" w:eastAsia="宋体" w:cs="Times New Roman"/>
-          <w:i/>
-          <w:color w:val="808080"/>
-          <w:sz w:val="24"/>
-        </w:rPr>
-        <w:t>(此处插入数据库ER图)</w:t>
+        <w:drawing>
+          <wp:inline xmlns:a="http://schemas.openxmlformats.org/drawingml/2006/main" xmlns:pic="http://schemas.openxmlformats.org/drawingml/2006/picture">
+            <wp:extent cx="5220000" cy="2839883"/>
+            <wp:docPr id="8" name="Picture 8"/>
+            <wp:cNvGraphicFramePr>
+              <a:graphicFrameLocks noChangeAspect="1"/>
+            </wp:cNvGraphicFramePr>
+            <a:graphic>
+              <a:graphicData uri="http://schemas.openxmlformats.org/drawingml/2006/picture">
+                <pic:pic>
+                  <pic:nvPicPr>
+                    <pic:cNvPr id="0" name="fig5_1_er.png"/>
+                    <pic:cNvPicPr/>
+                  </pic:nvPicPr>
+                  <pic:blipFill>
+                    <a:blip r:embed="rId19"/>
+                    <a:stretch>
+                      <a:fillRect/>
+                    </a:stretch>
+                  </pic:blipFill>
+                  <pic:spPr>
+                    <a:xfrm>
+                      <a:off x="0" y="0"/>
+                      <a:ext cx="5220000" cy="2839883"/>
+                    </a:xfrm>
+                    <a:prstGeom prst="rect"/>
+                  </pic:spPr>
+                </pic:pic>
+              </a:graphicData>
+            </a:graphic>
+          </wp:inline>
+        </w:drawing>
       </w:r>
     </w:p>
     <w:p>

--- a/docs/智能护理病床云平台_设计文档.docx
+++ b/docs/智能护理病床云平台_设计文档.docx
@@ -346,11 +346,20 @@
             </w:pPr>
             <w:r>
               <w:rPr>
-                <w:rFonts w:ascii="Times New Roman" w:hAnsi="Times New Roman" w:eastAsia="宋体" w:cs="Times New Roman"/>
-                <w:sz w:val="24"/>
-                <w:szCs w:val="24"/>
-              </w:rPr>
-              <w:t>智护创新队</w:t>
+                <w:rFonts w:hint="eastAsia" w:ascii="Times New Roman" w:hAnsi="Times New Roman" w:eastAsia="宋体" w:cs="Times New Roman"/>
+                <w:sz w:val="24"/>
+                <w:szCs w:val="24"/>
+                <w:lang w:val="en-US" w:eastAsia="zh-CN"/>
+              </w:rPr>
+              <w:t>太聪明了</w:t>
+            </w:r>
+            <w:r>
+              <w:rPr>
+                <w:rFonts w:ascii="Times New Roman" w:hAnsi="Times New Roman" w:eastAsia="宋体" w:cs="Times New Roman"/>
+                <w:sz w:val="24"/>
+                <w:szCs w:val="24"/>
+              </w:rPr>
+              <w:t>队</w:t>
             </w:r>
           </w:p>
         </w:tc>
@@ -515,8 +524,9 @@
               <w:rPr>
                 <w:rFonts w:hint="eastAsia" w:ascii="Times New Roman" w:hAnsi="Times New Roman" w:eastAsia="宋体"/>
                 <w:sz w:val="21"/>
-              </w:rPr>
-              <w:t>张卫华</w:t>
+                <w:lang w:val="en-US" w:eastAsia="zh-CN"/>
+              </w:rPr>
+              <w:t>丁莎</w:t>
             </w:r>
           </w:p>
         </w:tc>
@@ -591,7 +601,8 @@
               <w:autoSpaceDN w:val="0"/>
               <w:jc w:val="center"/>
               <w:rPr>
-                <w:rFonts w:hint="eastAsia"/>
+                <w:rFonts w:hint="default" w:eastAsia="宋体"/>
+                <w:lang w:val="en-US" w:eastAsia="zh-CN"/>
               </w:rPr>
             </w:pPr>
             <w:r>
@@ -600,8 +611,19 @@
                 <w:sz w:val="24"/>
                 <w:szCs w:val="24"/>
               </w:rPr>
-              <w:t>17313098758</w:t>
-            </w:r>
+              <w:t>1</w:t>
+            </w:r>
+            <w:r>
+              <w:rPr>
+                <w:rFonts w:hint="eastAsia" w:ascii="Times New Roman" w:hAnsi="Times New Roman" w:eastAsia="宋体" w:cs="Times New Roman"/>
+                <w:sz w:val="24"/>
+                <w:szCs w:val="24"/>
+                <w:lang w:val="en-US" w:eastAsia="zh-CN"/>
+              </w:rPr>
+              <w:t>8190760886</w:t>
+            </w:r>
+            <w:bookmarkStart w:id="33" w:name="_GoBack"/>
+            <w:bookmarkEnd w:id="33"/>
           </w:p>
         </w:tc>
       </w:tr>
@@ -3551,8 +3573,8 @@
       <w:r>
         <w:drawing>
           <wp:inline xmlns:a="http://schemas.openxmlformats.org/drawingml/2006/main" xmlns:pic="http://schemas.openxmlformats.org/drawingml/2006/picture">
-            <wp:extent cx="5220000" cy="2761139"/>
-            <wp:docPr id="1" name="Picture 1"/>
+            <wp:extent cx="5220000" cy="3073577"/>
+            <wp:docPr id="16" name="Picture 16"/>
             <wp:cNvGraphicFramePr>
               <a:graphicFrameLocks noChangeAspect="1"/>
             </wp:cNvGraphicFramePr>
@@ -3564,7 +3586,7 @@
                     <pic:cNvPicPr/>
                   </pic:nvPicPr>
                   <pic:blipFill>
-                    <a:blip r:embed="rId12"/>
+                    <a:blip r:embed="rId27"/>
                     <a:stretch>
                       <a:fillRect/>
                     </a:stretch>
@@ -3572,7 +3594,7 @@
                   <pic:spPr>
                     <a:xfrm>
                       <a:off x="0" y="0"/>
-                      <a:ext cx="5220000" cy="2761139"/>
+                      <a:ext cx="5220000" cy="3073577"/>
                     </a:xfrm>
                     <a:prstGeom prst="rect"/>
                   </pic:spPr>
@@ -4713,6 +4735,7 @@
       </w:r>
       <w:commentRangeStart w:id="5"/>
     </w:p>
+    <w:commentRangeEnd w:id="5"/>
     <w:p>
       <w:pPr>
         <w:jc w:val="center"/>
@@ -4720,11 +4743,10 @@
           <w:rFonts w:hint="eastAsia"/>
         </w:rPr>
       </w:pPr>
-      <w:commentRangeEnd w:id="5"/>
       <w:r>
         <w:drawing>
           <wp:inline xmlns:a="http://schemas.openxmlformats.org/drawingml/2006/main" xmlns:pic="http://schemas.openxmlformats.org/drawingml/2006/picture">
-            <wp:extent cx="5220000" cy="1900029"/>
+            <wp:extent cx="5220000" cy="2133723"/>
             <wp:docPr id="9" name="Picture 9"/>
             <wp:cNvGraphicFramePr>
               <a:graphicFrameLocks noChangeAspect="1"/>
@@ -4745,7 +4767,7 @@
                   <pic:spPr>
                     <a:xfrm>
                       <a:off x="0" y="0"/>
-                      <a:ext cx="5220000" cy="1900029"/>
+                      <a:ext cx="5220000" cy="2133723"/>
                     </a:xfrm>
                     <a:prstGeom prst="rect"/>
                   </pic:spPr>
@@ -4771,10 +4793,6 @@
         </w:rPr>
         <w:t>图2.2 PostureCNN轻量卷积神经网络模型结构</w:t>
       </w:r>
-      <w:commentRangeEnd w:id="5"/>
-      <w:r>
-        <w:commentReference w:id="5"/>
-      </w:r>
     </w:p>
     <w:p>
       <w:pPr>
@@ -4848,8 +4866,8 @@
       <w:r>
         <w:drawing>
           <wp:inline xmlns:a="http://schemas.openxmlformats.org/drawingml/2006/main" xmlns:pic="http://schemas.openxmlformats.org/drawingml/2006/picture">
-            <wp:extent cx="5220000" cy="2524905"/>
-            <wp:docPr id="2" name="Picture 2"/>
+            <wp:extent cx="5220000" cy="2291212"/>
+            <wp:docPr id="10" name="Picture 10"/>
             <wp:cNvGraphicFramePr>
               <a:graphicFrameLocks noChangeAspect="1"/>
             </wp:cNvGraphicFramePr>
@@ -4861,7 +4879,7 @@
                     <pic:cNvPicPr/>
                   </pic:nvPicPr>
                   <pic:blipFill>
-                    <a:blip r:embed="rId13"/>
+                    <a:blip r:embed="rId21"/>
                     <a:stretch>
                       <a:fillRect/>
                     </a:stretch>
@@ -4869,7 +4887,7 @@
                   <pic:spPr>
                     <a:xfrm>
                       <a:off x="0" y="0"/>
-                      <a:ext cx="5220000" cy="2524905"/>
+                      <a:ext cx="5220000" cy="2291212"/>
                     </a:xfrm>
                     <a:prstGeom prst="rect"/>
                   </pic:spPr>
@@ -4956,8 +4974,8 @@
       <w:r>
         <w:drawing>
           <wp:inline xmlns:a="http://schemas.openxmlformats.org/drawingml/2006/main" xmlns:pic="http://schemas.openxmlformats.org/drawingml/2006/picture">
-            <wp:extent cx="5220000" cy="2682394"/>
-            <wp:docPr id="3" name="Picture 3"/>
+            <wp:extent cx="5220000" cy="1974992"/>
+            <wp:docPr id="11" name="Picture 11"/>
             <wp:cNvGraphicFramePr>
               <a:graphicFrameLocks noChangeAspect="1"/>
             </wp:cNvGraphicFramePr>
@@ -4969,7 +4987,7 @@
                     <pic:cNvPicPr/>
                   </pic:nvPicPr>
                   <pic:blipFill>
-                    <a:blip r:embed="rId14"/>
+                    <a:blip r:embed="rId22"/>
                     <a:stretch>
                       <a:fillRect/>
                     </a:stretch>
@@ -4977,7 +4995,7 @@
                   <pic:spPr>
                     <a:xfrm>
                       <a:off x="0" y="0"/>
-                      <a:ext cx="5220000" cy="2682394"/>
+                      <a:ext cx="5220000" cy="1974992"/>
                     </a:xfrm>
                     <a:prstGeom prst="rect"/>
                   </pic:spPr>
@@ -5540,8 +5558,8 @@
       <w:r>
         <w:drawing>
           <wp:inline xmlns:a="http://schemas.openxmlformats.org/drawingml/2006/main" xmlns:pic="http://schemas.openxmlformats.org/drawingml/2006/picture">
-            <wp:extent cx="5220000" cy="2408388"/>
-            <wp:docPr id="4" name="Picture 4"/>
+            <wp:extent cx="4320000" cy="2799628"/>
+            <wp:docPr id="17" name="Picture 17"/>
             <wp:cNvGraphicFramePr>
               <a:graphicFrameLocks noChangeAspect="1"/>
             </wp:cNvGraphicFramePr>
@@ -5549,11 +5567,11 @@
               <a:graphicData uri="http://schemas.openxmlformats.org/drawingml/2006/picture">
                 <pic:pic>
                   <pic:nvPicPr>
-                    <pic:cNvPr id="0" name="fig2_10_heatmap.png"/>
+                    <pic:cNvPr id="0" name="shot_heatmap_card.png"/>
                     <pic:cNvPicPr/>
                   </pic:nvPicPr>
                   <pic:blipFill>
-                    <a:blip r:embed="rId15"/>
+                    <a:blip r:embed="rId28"/>
                     <a:stretch>
                       <a:fillRect/>
                     </a:stretch>
@@ -5561,7 +5579,7 @@
                   <pic:spPr>
                     <a:xfrm>
                       <a:off x="0" y="0"/>
-                      <a:ext cx="5220000" cy="2408388"/>
+                      <a:ext cx="4320000" cy="2799628"/>
                     </a:xfrm>
                     <a:prstGeom prst="rect"/>
                   </pic:spPr>
@@ -6359,8 +6377,8 @@
       <w:r>
         <w:drawing>
           <wp:inline xmlns:a="http://schemas.openxmlformats.org/drawingml/2006/main" xmlns:pic="http://schemas.openxmlformats.org/drawingml/2006/picture">
-            <wp:extent cx="5220000" cy="2761139"/>
-            <wp:docPr id="5" name="Picture 5"/>
+            <wp:extent cx="5220000" cy="2217906"/>
+            <wp:docPr id="12" name="Picture 12"/>
             <wp:cNvGraphicFramePr>
               <a:graphicFrameLocks noChangeAspect="1"/>
             </wp:cNvGraphicFramePr>
@@ -6372,7 +6390,7 @@
                     <pic:cNvPicPr/>
                   </pic:nvPicPr>
                   <pic:blipFill>
-                    <a:blip r:embed="rId16"/>
+                    <a:blip r:embed="rId23"/>
                     <a:stretch>
                       <a:fillRect/>
                     </a:stretch>
@@ -6380,7 +6398,7 @@
                   <pic:spPr>
                     <a:xfrm>
                       <a:off x="0" y="0"/>
-                      <a:ext cx="5220000" cy="2761139"/>
+                      <a:ext cx="5220000" cy="2217906"/>
                     </a:xfrm>
                     <a:prstGeom prst="rect"/>
                   </pic:spPr>
@@ -6534,13 +6552,11 @@
         </w:rPr>
       </w:pPr>
       <w:commentRangeStart w:id="21"/>
-      <w:bookmarkStart w:id="33" w:name="_GoBack"/>
-      <w:bookmarkEnd w:id="33"/>
       <w:r>
         <w:drawing>
           <wp:inline xmlns:a="http://schemas.openxmlformats.org/drawingml/2006/main" xmlns:pic="http://schemas.openxmlformats.org/drawingml/2006/picture">
-            <wp:extent cx="5220000" cy="2448701"/>
-            <wp:docPr id="6" name="Picture 6"/>
+            <wp:extent cx="5220000" cy="1839448"/>
+            <wp:docPr id="13" name="Picture 13"/>
             <wp:cNvGraphicFramePr>
               <a:graphicFrameLocks noChangeAspect="1"/>
             </wp:cNvGraphicFramePr>
@@ -6552,7 +6568,7 @@
                     <pic:cNvPicPr/>
                   </pic:nvPicPr>
                   <pic:blipFill>
-                    <a:blip r:embed="rId17"/>
+                    <a:blip r:embed="rId24"/>
                     <a:stretch>
                       <a:fillRect/>
                     </a:stretch>
@@ -6560,7 +6576,7 @@
                   <pic:spPr>
                     <a:xfrm>
                       <a:off x="0" y="0"/>
-                      <a:ext cx="5220000" cy="2448701"/>
+                      <a:ext cx="5220000" cy="1839448"/>
                     </a:xfrm>
                     <a:prstGeom prst="rect"/>
                   </pic:spPr>
@@ -10602,7 +10618,7 @@
         <w:autoSpaceDE w:val="0"/>
         <w:autoSpaceDN w:val="0"/>
         <w:spacing w:line="300" w:lineRule="auto"/>
-        <w:ind w:firstLine="562" w:firstLineChars="200"/>
+        <w:ind w:firstLine="480" w:firstLineChars="200"/>
         <w:jc w:val="both"/>
         <w:rPr>
           <w:rFonts w:hint="eastAsia" w:ascii="黑体" w:hAnsi="黑体" w:eastAsia="黑体"/>
@@ -10680,21 +10696,24 @@
       <w:commentRangeStart w:id="28"/>
       <w:r>
         <w:drawing>
-          <wp:inline xmlns:a="http://schemas.openxmlformats.org/drawingml/2006/main" xmlns:pic="http://schemas.openxmlformats.org/drawingml/2006/picture">
-            <wp:extent cx="5220000" cy="2524905"/>
+          <wp:inline distT="0" distB="0" distL="114300" distR="114300">
+            <wp:extent cx="5219700" cy="2524760"/>
+            <wp:effectExtent l="0" t="0" r="0" b="2540"/>
             <wp:docPr id="7" name="Picture 7"/>
             <wp:cNvGraphicFramePr>
-              <a:graphicFrameLocks noChangeAspect="1"/>
+              <a:graphicFrameLocks xmlns:a="http://schemas.openxmlformats.org/drawingml/2006/main" noChangeAspect="1"/>
             </wp:cNvGraphicFramePr>
-            <a:graphic>
+            <a:graphic xmlns:a="http://schemas.openxmlformats.org/drawingml/2006/main">
               <a:graphicData uri="http://schemas.openxmlformats.org/drawingml/2006/picture">
-                <pic:pic>
+                <pic:pic xmlns:pic="http://schemas.openxmlformats.org/drawingml/2006/picture">
                   <pic:nvPicPr>
-                    <pic:cNvPr id="0" name="fig4_3_agents.png"/>
-                    <pic:cNvPicPr/>
+                    <pic:cNvPr id="7" name="Picture 7"/>
+                    <pic:cNvPicPr>
+                      <a:picLocks noChangeAspect="1"/>
+                    </pic:cNvPicPr>
                   </pic:nvPicPr>
                   <pic:blipFill>
-                    <a:blip r:embed="rId18"/>
+                    <a:blip r:embed="rId16"/>
                     <a:stretch>
                       <a:fillRect/>
                     </a:stretch>
@@ -10704,7 +10723,9 @@
                       <a:off x="0" y="0"/>
                       <a:ext cx="5220000" cy="2524905"/>
                     </a:xfrm>
-                    <a:prstGeom prst="rect"/>
+                    <a:prstGeom prst="rect">
+                      <a:avLst/>
+                    </a:prstGeom>
                   </pic:spPr>
                 </pic:pic>
               </a:graphicData>
@@ -10951,8 +10972,8 @@
       <w:r>
         <w:drawing>
           <wp:inline xmlns:a="http://schemas.openxmlformats.org/drawingml/2006/main" xmlns:pic="http://schemas.openxmlformats.org/drawingml/2006/picture">
-            <wp:extent cx="5220000" cy="2839883"/>
-            <wp:docPr id="8" name="Picture 8"/>
+            <wp:extent cx="5220000" cy="2962215"/>
+            <wp:docPr id="14" name="Picture 14"/>
             <wp:cNvGraphicFramePr>
               <a:graphicFrameLocks noChangeAspect="1"/>
             </wp:cNvGraphicFramePr>
@@ -10964,7 +10985,7 @@
                     <pic:cNvPicPr/>
                   </pic:nvPicPr>
                   <pic:blipFill>
-                    <a:blip r:embed="rId19"/>
+                    <a:blip r:embed="rId25"/>
                     <a:stretch>
                       <a:fillRect/>
                     </a:stretch>
@@ -10972,7 +10993,7 @@
                   <pic:spPr>
                     <a:xfrm>
                       <a:off x="0" y="0"/>
-                      <a:ext cx="5220000" cy="2839883"/>
+                      <a:ext cx="5220000" cy="2962215"/>
                     </a:xfrm>
                     <a:prstGeom prst="rect"/>
                   </pic:spPr>
@@ -12181,6 +12202,12 @@
             <w:insideH w:val="single" w:color="auto" w:sz="4" w:space="0"/>
             <w:insideV w:val="single" w:color="auto" w:sz="4" w:space="0"/>
           </w:tblBorders>
+          <w:tblCellMar>
+            <w:top w:w="0" w:type="dxa"/>
+            <w:left w:w="10" w:type="dxa"/>
+            <w:bottom w:w="0" w:type="dxa"/>
+            <w:right w:w="10" w:type="dxa"/>
+          </w:tblCellMar>
         </w:tblPrEx>
         <w:trPr>
           <w:jc w:val="center"/>
@@ -14364,13 +14391,38 @@
       </w:pPr>
       <w:commentRangeStart w:id="31"/>
       <w:r>
-        <w:rPr>
-          <w:rFonts w:ascii="Times New Roman" w:hAnsi="Times New Roman" w:eastAsia="宋体" w:cs="Times New Roman"/>
-          <w:i/>
-          <w:color w:val="808080"/>
-          <w:sz w:val="24"/>
-        </w:rPr>
-        <w:t>(此处插入前端页面截图)</w:t>
+        <w:drawing>
+          <wp:inline xmlns:a="http://schemas.openxmlformats.org/drawingml/2006/main" xmlns:pic="http://schemas.openxmlformats.org/drawingml/2006/picture">
+            <wp:extent cx="4860000" cy="6075000"/>
+            <wp:docPr id="15" name="Picture 15"/>
+            <wp:cNvGraphicFramePr>
+              <a:graphicFrameLocks noChangeAspect="1"/>
+            </wp:cNvGraphicFramePr>
+            <a:graphic>
+              <a:graphicData uri="http://schemas.openxmlformats.org/drawingml/2006/picture">
+                <pic:pic>
+                  <pic:nvPicPr>
+                    <pic:cNvPr id="0" name="shot_dashboard.png"/>
+                    <pic:cNvPicPr/>
+                  </pic:nvPicPr>
+                  <pic:blipFill>
+                    <a:blip r:embed="rId26"/>
+                    <a:stretch>
+                      <a:fillRect/>
+                    </a:stretch>
+                  </pic:blipFill>
+                  <pic:spPr>
+                    <a:xfrm>
+                      <a:off x="0" y="0"/>
+                      <a:ext cx="4860000" cy="6075000"/>
+                    </a:xfrm>
+                    <a:prstGeom prst="rect"/>
+                  </pic:spPr>
+                </pic:pic>
+              </a:graphicData>
+            </a:graphic>
+          </wp:inline>
+        </w:drawing>
       </w:r>
     </w:p>
     <w:p>
@@ -14477,7 +14529,6 @@
           <w:rFonts w:hint="eastAsia"/>
         </w:rPr>
       </w:pPr>
-      <w:commentRangeStart w:id="32"/>
       <w:r>
         <w:t>(此处插入鸿蒙App实机截图)</w:t>
       </w:r>
@@ -14489,7 +14540,6 @@
           <w:rFonts w:hint="eastAsia"/>
         </w:rPr>
       </w:pPr>
-      <w:commentRangeEnd w:id="32"/>
       <w:r>
         <w:t>图5.4 鸿蒙App五大功能页面（体征仪表盘/智能体协同/AI咨询/告警管理/床体控制）</w:t>
       </w:r>
@@ -24929,7 +24979,7 @@
     <w:lsdException w:uiPriority="99" w:name="index 7"/>
     <w:lsdException w:uiPriority="99" w:name="index 8"/>
     <w:lsdException w:uiPriority="99" w:name="index 9"/>
-    <w:lsdException w:uiPriority="39" w:semiHidden="0" w:name="toc 1"/>
+    <w:lsdException w:qFormat="1" w:uiPriority="39" w:semiHidden="0" w:name="toc 1"/>
     <w:lsdException w:uiPriority="39" w:semiHidden="0" w:name="toc 2"/>
     <w:lsdException w:uiPriority="39" w:semiHidden="0" w:name="toc 3"/>
     <w:lsdException w:uiPriority="39" w:name="toc 4"/>
@@ -24942,7 +24992,7 @@
     <w:lsdException w:uiPriority="99" w:name="footnote text"/>
     <w:lsdException w:uiPriority="99" w:name="annotation text"/>
     <w:lsdException w:uiPriority="99" w:semiHidden="0" w:name="header"/>
-    <w:lsdException w:uiPriority="99" w:semiHidden="0" w:name="footer"/>
+    <w:lsdException w:qFormat="1" w:uiPriority="99" w:semiHidden="0" w:name="footer"/>
     <w:lsdException w:uiPriority="99" w:name="index heading"/>
     <w:lsdException w:qFormat="1" w:uiPriority="35" w:name="caption"/>
     <w:lsdException w:uiPriority="99" w:name="table of figures"/>
@@ -25013,7 +25063,7 @@
     <w:lsdException w:uiPriority="99" w:name="HTML Sample"/>
     <w:lsdException w:uiPriority="99" w:name="HTML Typewriter"/>
     <w:lsdException w:uiPriority="99" w:name="HTML Variable"/>
-    <w:lsdException w:uiPriority="99" w:name="Normal Table"/>
+    <w:lsdException w:qFormat="1" w:uiPriority="99" w:name="Normal Table"/>
     <w:lsdException w:uiPriority="99" w:name="annotation subject"/>
     <w:lsdException w:uiPriority="99" w:name="Table Simple 1"/>
     <w:lsdException w:uiPriority="99" w:name="Table Simple 2"/>
@@ -25298,6 +25348,7 @@
     <w:name w:val="Normal Table"/>
     <w:semiHidden/>
     <w:unhideWhenUsed/>
+    <w:qFormat/>
     <w:uiPriority w:val="99"/>
     <w:tblPr>
       <w:tblCellMar>
@@ -25334,6 +25385,7 @@
     <w:basedOn w:val="1"/>
     <w:link w:val="25"/>
     <w:unhideWhenUsed/>
+    <w:qFormat/>
     <w:uiPriority w:val="99"/>
     <w:pPr>
       <w:tabs>
@@ -25372,6 +25424,7 @@
     <w:next w:val="1"/>
     <w:autoRedefine/>
     <w:unhideWhenUsed/>
+    <w:qFormat/>
     <w:uiPriority w:val="39"/>
   </w:style>
   <w:style w:type="paragraph" w:styleId="13">

--- a/docs/智能护理病床云平台_设计文档.docx
+++ b/docs/智能护理病床云平台_设计文档.docx
@@ -622,8 +622,6 @@
               </w:rPr>
               <w:t>8190760886</w:t>
             </w:r>
-            <w:bookmarkStart w:id="33" w:name="_GoBack"/>
-            <w:bookmarkEnd w:id="33"/>
           </w:p>
         </w:tc>
       </w:tr>
@@ -3574,7 +3572,7 @@
         <w:drawing>
           <wp:inline xmlns:a="http://schemas.openxmlformats.org/drawingml/2006/main" xmlns:pic="http://schemas.openxmlformats.org/drawingml/2006/picture">
             <wp:extent cx="5220000" cy="3073577"/>
-            <wp:docPr id="16" name="Picture 16"/>
+            <wp:docPr id="18" name="Picture 18"/>
             <wp:cNvGraphicFramePr>
               <a:graphicFrameLocks noChangeAspect="1"/>
             </wp:cNvGraphicFramePr>
@@ -3586,7 +3584,7 @@
                     <pic:cNvPicPr/>
                   </pic:nvPicPr>
                   <pic:blipFill>
-                    <a:blip r:embed="rId27"/>
+                    <a:blip r:embed="rId22"/>
                     <a:stretch>
                       <a:fillRect/>
                     </a:stretch>
@@ -4733,9 +4731,7 @@
         </w:rPr>
         <w:t>在树莓派端部署了自研的PostureCNN卷积神经网络模型[14][15]，该模型仅有不到15K个参数，推理耗时低于1毫秒。模型接收8×8压力矩阵数据作为输入，能够实时分类6种睡眠姿态（仰卧、左侧卧、右侧卧、俯卧、坐姿、空床），并配合基于规则的持续高压跟踪算法实现三级受压风险预警（30分钟黄色预警、60分钟橙色预警、120分钟红色预警）。轻量级的模型设计使得边缘设备无需GPU即可流畅运行，确保了低成本部署的可行性。</w:t>
       </w:r>
-      <w:commentRangeStart w:id="5"/>
-    </w:p>
-    <w:commentRangeEnd w:id="5"/>
+    </w:p>
     <w:p>
       <w:pPr>
         <w:jc w:val="center"/>
@@ -4745,21 +4741,24 @@
       </w:pPr>
       <w:r>
         <w:drawing>
-          <wp:inline xmlns:a="http://schemas.openxmlformats.org/drawingml/2006/main" xmlns:pic="http://schemas.openxmlformats.org/drawingml/2006/picture">
-            <wp:extent cx="5220000" cy="2133723"/>
+          <wp:inline distT="0" distB="0" distL="114300" distR="114300">
+            <wp:extent cx="5219700" cy="2133600"/>
+            <wp:effectExtent l="0" t="0" r="0" b="0"/>
             <wp:docPr id="9" name="Picture 9"/>
             <wp:cNvGraphicFramePr>
-              <a:graphicFrameLocks noChangeAspect="1"/>
+              <a:graphicFrameLocks xmlns:a="http://schemas.openxmlformats.org/drawingml/2006/main" noChangeAspect="1"/>
             </wp:cNvGraphicFramePr>
-            <a:graphic>
+            <a:graphic xmlns:a="http://schemas.openxmlformats.org/drawingml/2006/main">
               <a:graphicData uri="http://schemas.openxmlformats.org/drawingml/2006/picture">
-                <pic:pic>
+                <pic:pic xmlns:pic="http://schemas.openxmlformats.org/drawingml/2006/picture">
                   <pic:nvPicPr>
-                    <pic:cNvPr id="0" name="fig2_2_posturecnn.png"/>
-                    <pic:cNvPicPr/>
+                    <pic:cNvPr id="9" name="Picture 9"/>
+                    <pic:cNvPicPr>
+                      <a:picLocks noChangeAspect="1"/>
+                    </pic:cNvPicPr>
                   </pic:nvPicPr>
                   <pic:blipFill>
-                    <a:blip r:embed="rId20"/>
+                    <a:blip r:embed="rId11"/>
                     <a:stretch>
                       <a:fillRect/>
                     </a:stretch>
@@ -4769,7 +4768,9 @@
                       <a:off x="0" y="0"/>
                       <a:ext cx="5220000" cy="2133723"/>
                     </a:xfrm>
-                    <a:prstGeom prst="rect"/>
+                    <a:prstGeom prst="rect">
+                      <a:avLst/>
+                    </a:prstGeom>
                   </pic:spPr>
                 </pic:pic>
               </a:graphicData>
@@ -4862,12 +4863,12 @@
           <w:rFonts w:hint="eastAsia"/>
         </w:rPr>
       </w:pPr>
-      <w:commentRangeStart w:id="6"/>
+      <w:commentRangeStart w:id="5"/>
       <w:r>
         <w:drawing>
           <wp:inline xmlns:a="http://schemas.openxmlformats.org/drawingml/2006/main" xmlns:pic="http://schemas.openxmlformats.org/drawingml/2006/picture">
-            <wp:extent cx="5220000" cy="2291212"/>
-            <wp:docPr id="10" name="Picture 10"/>
+            <wp:extent cx="5220000" cy="2369956"/>
+            <wp:docPr id="19" name="Picture 19"/>
             <wp:cNvGraphicFramePr>
               <a:graphicFrameLocks noChangeAspect="1"/>
             </wp:cNvGraphicFramePr>
@@ -4879,7 +4880,7 @@
                     <pic:cNvPicPr/>
                   </pic:nvPicPr>
                   <pic:blipFill>
-                    <a:blip r:embed="rId21"/>
+                    <a:blip r:embed="rId23"/>
                     <a:stretch>
                       <a:fillRect/>
                     </a:stretch>
@@ -4887,7 +4888,7 @@
                   <pic:spPr>
                     <a:xfrm>
                       <a:off x="0" y="0"/>
-                      <a:ext cx="5220000" cy="2291212"/>
+                      <a:ext cx="5220000" cy="2369956"/>
                     </a:xfrm>
                     <a:prstGeom prst="rect"/>
                   </pic:spPr>
@@ -4913,9 +4914,9 @@
         </w:rPr>
         <w:t>图2.3 PostureMobileNet深度可分离卷积网络结构与SE注意力模块</w:t>
       </w:r>
-      <w:commentRangeEnd w:id="6"/>
-      <w:r>
-        <w:commentReference w:id="6"/>
+      <w:commentRangeEnd w:id="5"/>
+      <w:r>
+        <w:commentReference w:id="5"/>
       </w:r>
     </w:p>
     <w:p>
@@ -4970,12 +4971,11 @@
           <w:rFonts w:hint="eastAsia"/>
         </w:rPr>
       </w:pPr>
-      <w:commentRangeStart w:id="7"/>
       <w:r>
         <w:drawing>
           <wp:inline xmlns:a="http://schemas.openxmlformats.org/drawingml/2006/main" xmlns:pic="http://schemas.openxmlformats.org/drawingml/2006/picture">
-            <wp:extent cx="5220000" cy="1974992"/>
-            <wp:docPr id="11" name="Picture 11"/>
+            <wp:extent cx="5220000" cy="2056844"/>
+            <wp:docPr id="20" name="Picture 20"/>
             <wp:cNvGraphicFramePr>
               <a:graphicFrameLocks noChangeAspect="1"/>
             </wp:cNvGraphicFramePr>
@@ -4987,7 +4987,7 @@
                     <pic:cNvPicPr/>
                   </pic:nvPicPr>
                   <pic:blipFill>
-                    <a:blip r:embed="rId22"/>
+                    <a:blip r:embed="rId24"/>
                     <a:stretch>
                       <a:fillRect/>
                     </a:stretch>
@@ -4995,7 +4995,7 @@
                   <pic:spPr>
                     <a:xfrm>
                       <a:off x="0" y="0"/>
-                      <a:ext cx="5220000" cy="1974992"/>
+                      <a:ext cx="5220000" cy="2056844"/>
                     </a:xfrm>
                     <a:prstGeom prst="rect"/>
                   </pic:spPr>
@@ -5021,10 +5021,6 @@
         </w:rPr>
         <w:t>图2.4 本地MQTT与涂鸦云TuyaLink双链路数据通道架构</w:t>
       </w:r>
-      <w:commentRangeEnd w:id="7"/>
-      <w:r>
-        <w:commentReference w:id="7"/>
-      </w:r>
     </w:p>
     <w:p>
       <w:pPr>
@@ -5081,7 +5077,7 @@
           <w:rFonts w:hint="eastAsia"/>
         </w:rPr>
       </w:pPr>
-      <w:commentRangeStart w:id="8"/>
+      <w:commentRangeStart w:id="6"/>
       <w:r>
         <w:rPr>
           <w:rFonts w:ascii="Times New Roman" w:hAnsi="Times New Roman" w:eastAsia="宋体"/>
@@ -5105,9 +5101,9 @@
         </w:rPr>
         <w:t>图2.5 基于Dempster-Shafer证据理论的多模态传感器融合框架</w:t>
       </w:r>
-      <w:commentRangeEnd w:id="8"/>
-      <w:r>
-        <w:commentReference w:id="8"/>
+      <w:commentRangeEnd w:id="6"/>
+      <w:r>
+        <w:commentReference w:id="6"/>
       </w:r>
     </w:p>
     <w:p>
@@ -5165,7 +5161,7 @@
           <w:rFonts w:hint="eastAsia"/>
         </w:rPr>
       </w:pPr>
-      <w:commentRangeStart w:id="9"/>
+      <w:commentRangeStart w:id="7"/>
       <w:r>
         <w:rPr>
           <w:rFonts w:ascii="Times New Roman" w:hAnsi="Times New Roman" w:eastAsia="宋体"/>
@@ -5189,9 +5185,9 @@
         </w:rPr>
         <w:t>图2.6 AI-in-the-Loop自主决策引擎规则调度与执行闭环</w:t>
       </w:r>
-      <w:commentRangeEnd w:id="9"/>
-      <w:r>
-        <w:commentReference w:id="9"/>
+      <w:commentRangeEnd w:id="7"/>
+      <w:r>
+        <w:commentReference w:id="7"/>
       </w:r>
     </w:p>
     <w:p>
@@ -5246,7 +5242,7 @@
           <w:rFonts w:hint="eastAsia"/>
         </w:rPr>
       </w:pPr>
-      <w:commentRangeStart w:id="10"/>
+      <w:commentRangeStart w:id="8"/>
       <w:r>
         <w:rPr>
           <w:rFonts w:ascii="Times New Roman" w:hAnsi="Times New Roman" w:eastAsia="宋体" w:cs="Times New Roman"/>
@@ -5272,9 +5268,9 @@
         </w:rPr>
         <w:t>图2.7 全流程语音AI陪护交互链路</w:t>
       </w:r>
-      <w:commentRangeEnd w:id="10"/>
-      <w:r>
-        <w:commentReference w:id="10"/>
+      <w:commentRangeEnd w:id="8"/>
+      <w:r>
+        <w:commentReference w:id="8"/>
       </w:r>
     </w:p>
     <w:p>
@@ -5329,7 +5325,7 @@
           <w:rFonts w:hint="eastAsia"/>
         </w:rPr>
       </w:pPr>
-      <w:commentRangeStart w:id="11"/>
+      <w:commentRangeStart w:id="9"/>
       <w:r>
         <w:rPr>
           <w:rFonts w:ascii="Times New Roman" w:hAnsi="Times New Roman" w:eastAsia="宋体" w:cs="Times New Roman"/>
@@ -5355,9 +5351,9 @@
         </w:rPr>
         <w:t>图2.8 自主寻房导航系统工作流程与传感器协同机制</w:t>
       </w:r>
-      <w:commentRangeEnd w:id="11"/>
-      <w:r>
-        <w:commentReference w:id="11"/>
+      <w:commentRangeEnd w:id="9"/>
+      <w:r>
+        <w:commentReference w:id="9"/>
       </w:r>
     </w:p>
     <w:p>
@@ -5428,7 +5424,7 @@
           <w:rFonts w:hint="eastAsia"/>
         </w:rPr>
       </w:pPr>
-      <w:commentRangeStart w:id="12"/>
+      <w:commentRangeStart w:id="10"/>
       <w:r>
         <w:rPr>
           <w:rFonts w:ascii="Times New Roman" w:hAnsi="Times New Roman" w:eastAsia="宋体" w:cs="Times New Roman"/>
@@ -5454,9 +5450,9 @@
         </w:rPr>
         <w:t>图2.9 Kimi K3大模型四大AI分析能力架构</w:t>
       </w:r>
-      <w:commentRangeEnd w:id="12"/>
-      <w:r>
-        <w:commentReference w:id="12"/>
+      <w:commentRangeEnd w:id="10"/>
+      <w:r>
+        <w:commentReference w:id="10"/>
       </w:r>
     </w:p>
     <w:p>
@@ -5554,12 +5550,12 @@
           <w:rFonts w:hint="eastAsia"/>
         </w:rPr>
       </w:pPr>
-      <w:commentRangeStart w:id="13"/>
+      <w:commentRangeStart w:id="11"/>
       <w:r>
         <w:drawing>
           <wp:inline xmlns:a="http://schemas.openxmlformats.org/drawingml/2006/main" xmlns:pic="http://schemas.openxmlformats.org/drawingml/2006/picture">
-            <wp:extent cx="4320000" cy="2799628"/>
-            <wp:docPr id="17" name="Picture 17"/>
+            <wp:extent cx="4320000" cy="2799146"/>
+            <wp:docPr id="21" name="Picture 21"/>
             <wp:cNvGraphicFramePr>
               <a:graphicFrameLocks noChangeAspect="1"/>
             </wp:cNvGraphicFramePr>
@@ -5571,7 +5567,7 @@
                     <pic:cNvPicPr/>
                   </pic:nvPicPr>
                   <pic:blipFill>
-                    <a:blip r:embed="rId28"/>
+                    <a:blip r:embed="rId25"/>
                     <a:stretch>
                       <a:fillRect/>
                     </a:stretch>
@@ -5579,7 +5575,7 @@
                   <pic:spPr>
                     <a:xfrm>
                       <a:off x="0" y="0"/>
-                      <a:ext cx="4320000" cy="2799628"/>
+                      <a:ext cx="4320000" cy="2799146"/>
                     </a:xfrm>
                     <a:prstGeom prst="rect"/>
                   </pic:spPr>
@@ -5605,9 +5601,9 @@
         </w:rPr>
         <w:t>图2.10 前端8x8压力矩阵Canvas热力图渲染效果展示</w:t>
       </w:r>
-      <w:commentRangeEnd w:id="13"/>
-      <w:r>
-        <w:commentReference w:id="13"/>
+      <w:commentRangeEnd w:id="11"/>
+      <w:r>
+        <w:commentReference w:id="11"/>
       </w:r>
     </w:p>
     <w:p>
@@ -5666,7 +5662,7 @@
           <w:rFonts w:hint="eastAsia"/>
         </w:rPr>
       </w:pPr>
-      <w:commentRangeStart w:id="14"/>
+      <w:commentRangeStart w:id="12"/>
       <w:r>
         <w:rPr>
           <w:rFonts w:ascii="Times New Roman" w:hAnsi="Times New Roman" w:eastAsia="宋体"/>
@@ -5690,9 +5686,9 @@
         </w:rPr>
         <w:t>图2.11 基于Three.js的数字孪生3D可视化交互界面</w:t>
       </w:r>
-      <w:commentRangeEnd w:id="14"/>
-      <w:r>
-        <w:commentReference w:id="14"/>
+      <w:commentRangeEnd w:id="12"/>
+      <w:r>
+        <w:commentReference w:id="12"/>
       </w:r>
     </w:p>
     <w:p>
@@ -5751,7 +5747,7 @@
           <w:rFonts w:hint="eastAsia"/>
         </w:rPr>
       </w:pPr>
-      <w:commentRangeStart w:id="15"/>
+      <w:commentRangeStart w:id="13"/>
       <w:r>
         <w:rPr>
           <w:rFonts w:ascii="Times New Roman" w:hAnsi="Times New Roman" w:eastAsia="宋体"/>
@@ -5775,9 +5771,9 @@
         </w:rPr>
         <w:t>图2.12 基于FedAvg的联邦学习隐私保护训练架构</w:t>
       </w:r>
-      <w:commentRangeEnd w:id="15"/>
-      <w:r>
-        <w:commentReference w:id="15"/>
+      <w:commentRangeEnd w:id="13"/>
+      <w:r>
+        <w:commentReference w:id="13"/>
       </w:r>
     </w:p>
     <w:p>
@@ -5836,7 +5832,7 @@
           <w:rFonts w:hint="eastAsia"/>
         </w:rPr>
       </w:pPr>
-      <w:commentRangeStart w:id="16"/>
+      <w:commentRangeStart w:id="14"/>
       <w:r>
         <w:rPr>
           <w:rFonts w:ascii="Times New Roman" w:hAnsi="Times New Roman" w:eastAsia="宋体"/>
@@ -5860,9 +5856,9 @@
         </w:rPr>
         <w:t>图2.13 轻量级健康数据区块链存证结构</w:t>
       </w:r>
-      <w:commentRangeEnd w:id="16"/>
-      <w:r>
-        <w:commentReference w:id="16"/>
+      <w:commentRangeEnd w:id="14"/>
+      <w:r>
+        <w:commentReference w:id="14"/>
       </w:r>
     </w:p>
     <w:p>
@@ -5920,7 +5916,7 @@
           <w:rFonts w:hint="eastAsia"/>
         </w:rPr>
       </w:pPr>
-      <w:commentRangeStart w:id="17"/>
+      <w:commentRangeStart w:id="15"/>
       <w:r>
         <w:rPr>
           <w:rFonts w:ascii="Times New Roman" w:hAnsi="Times New Roman" w:eastAsia="宋体"/>
@@ -5944,9 +5940,9 @@
         </w:rPr>
         <w:t>图2.14 语音情感识别多维度分析模型与Valence-Arousal情感空间</w:t>
       </w:r>
-      <w:commentRangeEnd w:id="17"/>
-      <w:r>
-        <w:commentReference w:id="17"/>
+      <w:commentRangeEnd w:id="15"/>
+      <w:r>
+        <w:commentReference w:id="15"/>
       </w:r>
     </w:p>
     <w:p>
@@ -6095,7 +6091,7 @@
           <w:rFonts w:hint="eastAsia"/>
         </w:rPr>
       </w:pPr>
-      <w:commentRangeStart w:id="18"/>
+      <w:commentRangeStart w:id="16"/>
       <w:r>
         <w:rPr>
           <w:rFonts w:ascii="Times New Roman" w:hAnsi="Times New Roman" w:eastAsia="宋体"/>
@@ -6145,9 +6141,9 @@
         </w:rPr>
         <w:t xml:space="preserve"> 自然语言控制（NLC）双模式架构与意图解析流程图</w:t>
       </w:r>
-      <w:commentRangeEnd w:id="18"/>
-      <w:r>
-        <w:commentReference w:id="18"/>
+      <w:commentRangeEnd w:id="16"/>
+      <w:r>
+        <w:commentReference w:id="16"/>
       </w:r>
     </w:p>
     <w:p>
@@ -6373,24 +6369,27 @@
           <w:rFonts w:hint="eastAsia"/>
         </w:rPr>
       </w:pPr>
-      <w:commentRangeStart w:id="19"/>
+      <w:commentRangeStart w:id="17"/>
       <w:r>
         <w:drawing>
-          <wp:inline xmlns:a="http://schemas.openxmlformats.org/drawingml/2006/main" xmlns:pic="http://schemas.openxmlformats.org/drawingml/2006/picture">
-            <wp:extent cx="5220000" cy="2217906"/>
+          <wp:inline distT="0" distB="0" distL="114300" distR="114300">
+            <wp:extent cx="5219700" cy="2217420"/>
+            <wp:effectExtent l="0" t="0" r="0" b="5080"/>
             <wp:docPr id="12" name="Picture 12"/>
             <wp:cNvGraphicFramePr>
-              <a:graphicFrameLocks noChangeAspect="1"/>
+              <a:graphicFrameLocks xmlns:a="http://schemas.openxmlformats.org/drawingml/2006/main" noChangeAspect="1"/>
             </wp:cNvGraphicFramePr>
-            <a:graphic>
+            <a:graphic xmlns:a="http://schemas.openxmlformats.org/drawingml/2006/main">
               <a:graphicData uri="http://schemas.openxmlformats.org/drawingml/2006/picture">
-                <pic:pic>
+                <pic:pic xmlns:pic="http://schemas.openxmlformats.org/drawingml/2006/picture">
                   <pic:nvPicPr>
-                    <pic:cNvPr id="0" name="fig3_1_modules.png"/>
-                    <pic:cNvPicPr/>
+                    <pic:cNvPr id="12" name="Picture 12"/>
+                    <pic:cNvPicPr>
+                      <a:picLocks noChangeAspect="1"/>
+                    </pic:cNvPicPr>
                   </pic:nvPicPr>
                   <pic:blipFill>
-                    <a:blip r:embed="rId23"/>
+                    <a:blip r:embed="rId15"/>
                     <a:stretch>
                       <a:fillRect/>
                     </a:stretch>
@@ -6400,7 +6399,9 @@
                       <a:off x="0" y="0"/>
                       <a:ext cx="5220000" cy="2217906"/>
                     </a:xfrm>
-                    <a:prstGeom prst="rect"/>
+                    <a:prstGeom prst="rect">
+                      <a:avLst/>
+                    </a:prstGeom>
                   </pic:spPr>
                 </pic:pic>
               </a:graphicData>
@@ -6424,9 +6425,9 @@
         </w:rPr>
         <w:t>图3.1 系统功能模块总体架构图</w:t>
       </w:r>
-      <w:commentRangeEnd w:id="19"/>
-      <w:r>
-        <w:commentReference w:id="19"/>
+      <w:commentRangeEnd w:id="17"/>
+      <w:r>
+        <w:commentReference w:id="17"/>
       </w:r>
     </w:p>
     <w:p>
@@ -6474,7 +6475,7 @@
           <w:rFonts w:hint="eastAsia"/>
         </w:rPr>
       </w:pPr>
-      <w:commentRangeStart w:id="20"/>
+      <w:commentRangeStart w:id="18"/>
       <w:r>
         <w:rPr>
           <w:rFonts w:ascii="Times New Roman" w:hAnsi="Times New Roman" w:eastAsia="宋体" w:cs="Times New Roman"/>
@@ -6500,9 +6501,9 @@
         </w:rPr>
         <w:t>图3.2 体征数据实时采集与个性化阈值告警流程</w:t>
       </w:r>
-      <w:commentRangeEnd w:id="20"/>
-      <w:r>
-        <w:commentReference w:id="20"/>
+      <w:commentRangeEnd w:id="18"/>
+      <w:r>
+        <w:commentReference w:id="18"/>
       </w:r>
     </w:p>
     <w:p>
@@ -6551,24 +6552,26 @@
           <w:rFonts w:hint="eastAsia"/>
         </w:rPr>
       </w:pPr>
-      <w:commentRangeStart w:id="21"/>
       <w:r>
         <w:drawing>
-          <wp:inline xmlns:a="http://schemas.openxmlformats.org/drawingml/2006/main" xmlns:pic="http://schemas.openxmlformats.org/drawingml/2006/picture">
-            <wp:extent cx="5220000" cy="1839448"/>
+          <wp:inline distT="0" distB="0" distL="114300" distR="114300">
+            <wp:extent cx="5219700" cy="1838960"/>
+            <wp:effectExtent l="0" t="0" r="0" b="2540"/>
             <wp:docPr id="13" name="Picture 13"/>
             <wp:cNvGraphicFramePr>
-              <a:graphicFrameLocks noChangeAspect="1"/>
+              <a:graphicFrameLocks xmlns:a="http://schemas.openxmlformats.org/drawingml/2006/main" noChangeAspect="1"/>
             </wp:cNvGraphicFramePr>
-            <a:graphic>
+            <a:graphic xmlns:a="http://schemas.openxmlformats.org/drawingml/2006/main">
               <a:graphicData uri="http://schemas.openxmlformats.org/drawingml/2006/picture">
-                <pic:pic>
+                <pic:pic xmlns:pic="http://schemas.openxmlformats.org/drawingml/2006/picture">
                   <pic:nvPicPr>
-                    <pic:cNvPr id="0" name="fig3_3_alert_flow.png"/>
-                    <pic:cNvPicPr/>
+                    <pic:cNvPr id="13" name="Picture 13"/>
+                    <pic:cNvPicPr>
+                      <a:picLocks noChangeAspect="1"/>
+                    </pic:cNvPicPr>
                   </pic:nvPicPr>
                   <pic:blipFill>
-                    <a:blip r:embed="rId24"/>
+                    <a:blip r:embed="rId16"/>
                     <a:stretch>
                       <a:fillRect/>
                     </a:stretch>
@@ -6578,7 +6581,9 @@
                       <a:off x="0" y="0"/>
                       <a:ext cx="5220000" cy="1839448"/>
                     </a:xfrm>
-                    <a:prstGeom prst="rect"/>
+                    <a:prstGeom prst="rect">
+                      <a:avLst/>
+                    </a:prstGeom>
                   </pic:spPr>
                 </pic:pic>
               </a:graphicData>
@@ -6602,10 +6607,6 @@
         </w:rPr>
         <w:t>图3.3 PostureCNN推理与受压风险三级预警机制示意图</w:t>
       </w:r>
-      <w:commentRangeEnd w:id="21"/>
-      <w:r>
-        <w:commentReference w:id="21"/>
-      </w:r>
     </w:p>
     <w:p>
       <w:pPr>
@@ -6660,7 +6661,7 @@
           <w:rFonts w:hint="eastAsia"/>
         </w:rPr>
       </w:pPr>
-      <w:commentRangeStart w:id="22"/>
+      <w:commentRangeStart w:id="19"/>
       <w:r>
         <w:rPr>
           <w:rFonts w:ascii="Times New Roman" w:hAnsi="Times New Roman" w:eastAsia="宋体" w:cs="Times New Roman"/>
@@ -6686,9 +6687,9 @@
         </w:rPr>
         <w:t>图3.4 AI智能健康报告生成流程图</w:t>
       </w:r>
-      <w:commentRangeEnd w:id="22"/>
-      <w:r>
-        <w:commentReference w:id="22"/>
+      <w:commentRangeEnd w:id="19"/>
+      <w:r>
+        <w:commentReference w:id="19"/>
       </w:r>
     </w:p>
     <w:p>
@@ -6737,7 +6738,7 @@
           <w:rFonts w:hint="eastAsia"/>
         </w:rPr>
       </w:pPr>
-      <w:commentRangeStart w:id="23"/>
+      <w:commentRangeStart w:id="20"/>
       <w:r>
         <w:rPr>
           <w:rFonts w:ascii="Times New Roman" w:hAnsi="Times New Roman" w:eastAsia="宋体" w:cs="Times New Roman"/>
@@ -6763,9 +6764,9 @@
         </w:rPr>
         <w:t>图3.5 语音AI陪护与家属关注分析数据流</w:t>
       </w:r>
-      <w:commentRangeEnd w:id="23"/>
-      <w:r>
-        <w:commentReference w:id="23"/>
+      <w:commentRangeEnd w:id="20"/>
+      <w:r>
+        <w:commentReference w:id="20"/>
       </w:r>
     </w:p>
     <w:p>
@@ -6857,7 +6858,7 @@
           <w:rFonts w:hint="eastAsia"/>
         </w:rPr>
       </w:pPr>
-      <w:commentRangeStart w:id="24"/>
+      <w:commentRangeStart w:id="21"/>
       <w:r>
         <w:rPr>
           <w:rFonts w:ascii="Times New Roman" w:hAnsi="Times New Roman" w:eastAsia="宋体"/>
@@ -6887,9 +6888,9 @@
         </w:rPr>
         <w:t>图3.6 自然语言控制功能模块交互流程图</w:t>
       </w:r>
-      <w:commentRangeEnd w:id="24"/>
-      <w:r>
-        <w:commentReference w:id="24"/>
+      <w:commentRangeEnd w:id="21"/>
+      <w:r>
+        <w:commentReference w:id="21"/>
       </w:r>
     </w:p>
     <w:p>
@@ -7052,7 +7053,7 @@
           <w:rFonts w:hint="eastAsia"/>
         </w:rPr>
       </w:pPr>
-      <w:commentRangeStart w:id="25"/>
+      <w:commentRangeStart w:id="22"/>
       <w:r>
         <w:rPr>
           <w:rFonts w:ascii="Times New Roman" w:hAnsi="Times New Roman" w:eastAsia="宋体" w:cs="Times New Roman"/>
@@ -7094,9 +7095,9 @@
         </w:rPr>
         <w:t xml:space="preserve"> 病床自主导航系统三种运行模式状态机</w:t>
       </w:r>
-      <w:commentRangeEnd w:id="25"/>
-      <w:r>
-        <w:commentReference w:id="25"/>
+      <w:commentRangeEnd w:id="22"/>
+      <w:r>
+        <w:commentReference w:id="22"/>
       </w:r>
     </w:p>
     <w:p>
@@ -7301,7 +7302,7 @@
           <w:rFonts w:hint="eastAsia"/>
         </w:rPr>
       </w:pPr>
-      <w:commentRangeStart w:id="26"/>
+      <w:commentRangeStart w:id="23"/>
       <w:r>
         <w:rPr>
           <w:rFonts w:ascii="Times New Roman" w:hAnsi="Times New Roman" w:eastAsia="宋体" w:cs="Times New Roman"/>
@@ -7327,9 +7328,9 @@
         </w:rPr>
         <w:t>图4.1 系统数据传输协议栈与网络拓扑图</w:t>
       </w:r>
-      <w:commentRangeEnd w:id="26"/>
-      <w:r>
-        <w:commentReference w:id="26"/>
+      <w:commentRangeEnd w:id="23"/>
+      <w:r>
+        <w:commentReference w:id="23"/>
       </w:r>
     </w:p>
     <w:p>
@@ -7421,7 +7422,7 @@
           <w:rFonts w:hint="eastAsia"/>
         </w:rPr>
       </w:pPr>
-      <w:commentRangeStart w:id="27"/>
+      <w:commentRangeStart w:id="24"/>
       <w:r>
         <w:rPr>
           <w:rFonts w:ascii="Times New Roman" w:hAnsi="Times New Roman" w:eastAsia="宋体" w:cs="Times New Roman"/>
@@ -7447,9 +7448,9 @@
         </w:rPr>
         <w:t>图4.2 导航与控制系统硬件模块交互关系图</w:t>
       </w:r>
-      <w:commentRangeEnd w:id="27"/>
-      <w:r>
-        <w:commentReference w:id="27"/>
+      <w:commentRangeEnd w:id="24"/>
+      <w:r>
+        <w:commentReference w:id="24"/>
       </w:r>
     </w:p>
     <w:p>
@@ -10693,13 +10694,284 @@
           <w:rFonts w:hint="eastAsia"/>
         </w:rPr>
       </w:pPr>
-      <w:commentRangeStart w:id="28"/>
+      <w:bookmarkStart w:id="33" w:name="_GoBack"/>
+      <w:bookmarkEnd w:id="33"/>
+      <w:commentRangeStart w:id="25"/>
+      <w:r>
+        <w:drawing>
+          <wp:inline xmlns:a="http://schemas.openxmlformats.org/drawingml/2006/main" xmlns:pic="http://schemas.openxmlformats.org/drawingml/2006/picture">
+            <wp:extent cx="5220000" cy="2603650"/>
+            <wp:docPr id="22" name="Picture 22"/>
+            <wp:cNvGraphicFramePr>
+              <a:graphicFrameLocks noChangeAspect="1"/>
+            </wp:cNvGraphicFramePr>
+            <a:graphic>
+              <a:graphicData uri="http://schemas.openxmlformats.org/drawingml/2006/picture">
+                <pic:pic>
+                  <pic:nvPicPr>
+                    <pic:cNvPr id="0" name="fig4_3_agents.png"/>
+                    <pic:cNvPicPr/>
+                  </pic:nvPicPr>
+                  <pic:blipFill>
+                    <a:blip r:embed="rId26"/>
+                    <a:stretch>
+                      <a:fillRect/>
+                    </a:stretch>
+                  </pic:blipFill>
+                  <pic:spPr>
+                    <a:xfrm>
+                      <a:off x="0" y="0"/>
+                      <a:ext cx="5220000" cy="2603650"/>
+                    </a:xfrm>
+                    <a:prstGeom prst="rect"/>
+                  </pic:spPr>
+                </pic:pic>
+              </a:graphicData>
+            </a:graphic>
+          </wp:inline>
+        </w:drawing>
+      </w:r>
+    </w:p>
+    <w:p>
+      <w:pPr>
+        <w:jc w:val="center"/>
+        <w:rPr>
+          <w:rFonts w:hint="eastAsia"/>
+        </w:rPr>
+      </w:pPr>
+      <w:r>
+        <w:rPr>
+          <w:rFonts w:ascii="楷体" w:hAnsi="楷体" w:eastAsia="楷体" w:cs="Times New Roman"/>
+          <w:b/>
+          <w:sz w:val="22"/>
+        </w:rPr>
+        <w:t>图4.3 五种专科AI护理Agent个性化阈值与提示词配置对比</w:t>
+      </w:r>
+      <w:commentRangeEnd w:id="25"/>
+      <w:r>
+        <w:commentReference w:id="25"/>
+      </w:r>
+    </w:p>
+    <w:p>
+      <w:pPr>
+        <w:autoSpaceDE w:val="0"/>
+        <w:autoSpaceDN w:val="0"/>
+        <w:spacing w:line="300" w:lineRule="auto"/>
+        <w:ind w:firstLine="480" w:firstLineChars="200"/>
+        <w:jc w:val="both"/>
+        <w:rPr>
+          <w:rFonts w:hint="eastAsia" w:ascii="宋体" w:hAnsi="宋体" w:eastAsia="宋体"/>
+          <w:sz w:val="24"/>
+          <w:szCs w:val="24"/>
+        </w:rPr>
+      </w:pPr>
+      <w:r>
+        <w:rPr>
+          <w:rFonts w:ascii="Times New Roman" w:hAnsi="Times New Roman" w:eastAsia="宋体" w:cs="Times New Roman"/>
+          <w:sz w:val="24"/>
+          <w:szCs w:val="24"/>
+        </w:rPr>
+        <w:t>SiliconFlow语音服务：集成TeleSpeechASR语音识别和CosyVoice2语音合成两项云服务，为设备端语音交互提供高质量的语音转文字和文字转语音能力。</w:t>
+      </w:r>
+    </w:p>
+    <w:p>
+      <w:pPr>
+        <w:autoSpaceDE w:val="0"/>
+        <w:autoSpaceDN w:val="0"/>
+        <w:spacing w:line="300" w:lineRule="auto"/>
+        <w:ind w:firstLine="480" w:firstLineChars="200"/>
+        <w:jc w:val="both"/>
+        <w:rPr>
+          <w:rFonts w:hint="eastAsia" w:ascii="宋体" w:hAnsi="宋体" w:eastAsia="宋体"/>
+          <w:sz w:val="24"/>
+          <w:szCs w:val="24"/>
+        </w:rPr>
+      </w:pPr>
+      <w:r>
+        <w:rPr>
+          <w:rFonts w:ascii="Times New Roman" w:hAnsi="Times New Roman" w:eastAsia="宋体"/>
+          <w:sz w:val="24"/>
+        </w:rPr>
+        <w:t>SQLite数据库：采用WAL[13]（Write-Ahead Logging）模式的SQLite3数据库，设计12张数据表（users、patients、vitals、reports、alerts、agent_configs、voice_conversations、patient_concerns、emotion_records、voice_commands、reminders、reminder_logs）和9个性能索引，通过外键约束和CHECK约束保障数据完整性。</w:t>
+      </w:r>
+    </w:p>
+    <w:p>
+      <w:pPr>
+        <w:autoSpaceDE w:val="0"/>
+        <w:autoSpaceDN w:val="0"/>
+        <w:spacing w:line="300" w:lineRule="auto"/>
+        <w:ind w:firstLine="480" w:firstLineChars="200"/>
+        <w:jc w:val="both"/>
+        <w:rPr>
+          <w:rFonts w:hint="eastAsia" w:ascii="宋体" w:hAnsi="宋体" w:eastAsia="宋体"/>
+          <w:sz w:val="24"/>
+          <w:szCs w:val="24"/>
+        </w:rPr>
+      </w:pPr>
+      <w:r>
+        <w:rPr>
+          <w:rFonts w:ascii="Times New Roman" w:hAnsi="Times New Roman" w:eastAsia="宋体" w:cs="Times New Roman"/>
+          <w:sz w:val="24"/>
+          <w:szCs w:val="24"/>
+        </w:rPr>
+        <w:t>Nginx反向代理与PM2进程管理：Nginx[30]负责SSL证书终结和静态文件加速，PM2负责Node.js进程的自动重启、日志管理和集群模式部署，确保生产环境的高可用性。</w:t>
+      </w:r>
+    </w:p>
+    <w:p>
+      <w:pPr>
+        <w:jc w:val="center"/>
+        <w:rPr>
+          <w:rFonts w:hint="eastAsia"/>
+        </w:rPr>
+      </w:pPr>
+      <w:commentRangeStart w:id="26"/>
+      <w:r>
+        <w:rPr>
+          <w:rFonts w:ascii="Times New Roman" w:hAnsi="Times New Roman" w:eastAsia="宋体" w:cs="Times New Roman"/>
+          <w:i/>
+          <w:color w:val="808080"/>
+          <w:sz w:val="24"/>
+        </w:rPr>
+        <w:t>(此处插入云端架构图)</w:t>
+      </w:r>
+    </w:p>
+    <w:p>
+      <w:pPr>
+        <w:jc w:val="center"/>
+        <w:rPr>
+          <w:rFonts w:hint="eastAsia"/>
+        </w:rPr>
+      </w:pPr>
+      <w:r>
+        <w:rPr>
+          <w:rFonts w:ascii="楷体" w:hAnsi="楷体" w:eastAsia="楷体" w:cs="Times New Roman"/>
+          <w:b/>
+          <w:sz w:val="22"/>
+        </w:rPr>
+        <w:t>图4.4 云端服务架构与技术栈集成图</w:t>
+      </w:r>
+      <w:commentRangeEnd w:id="26"/>
+      <w:r>
+        <w:commentReference w:id="26"/>
+      </w:r>
+    </w:p>
+    <w:p>
+      <w:pPr>
+        <w:pStyle w:val="2"/>
+        <w:autoSpaceDE w:val="0"/>
+        <w:autoSpaceDN w:val="0"/>
+        <w:rPr>
+          <w:rFonts w:hint="eastAsia" w:ascii="黑体" w:hAnsi="黑体" w:eastAsia="黑体"/>
+        </w:rPr>
+      </w:pPr>
+      <w:bookmarkStart w:id="22" w:name="_Toc224321330"/>
+      <w:r>
+        <w:t>5 其他内容</w:t>
+      </w:r>
+      <w:bookmarkEnd w:id="22"/>
+    </w:p>
+    <w:p>
+      <w:pPr>
+        <w:pStyle w:val="3"/>
+        <w:autoSpaceDE w:val="0"/>
+        <w:autoSpaceDN w:val="0"/>
+        <w:rPr>
+          <w:rFonts w:hint="eastAsia" w:ascii="黑体" w:hAnsi="黑体" w:eastAsia="黑体"/>
+        </w:rPr>
+      </w:pPr>
+      <w:bookmarkStart w:id="23" w:name="_Toc224321331"/>
+      <w:bookmarkEnd w:id="23"/>
+      <w:r>
+        <w:t>5.1 工程细节与成本分析</w:t>
+      </w:r>
+    </w:p>
+    <w:p>
+      <w:pPr>
+        <w:autoSpaceDE w:val="0"/>
+        <w:autoSpaceDN w:val="0"/>
+        <w:spacing w:line="300" w:lineRule="auto"/>
+        <w:ind w:firstLine="480" w:firstLineChars="200"/>
+        <w:jc w:val="both"/>
+        <w:rPr>
+          <w:rFonts w:hint="eastAsia" w:ascii="宋体" w:hAnsi="宋体" w:eastAsia="宋体"/>
+          <w:sz w:val="24"/>
+          <w:szCs w:val="24"/>
+        </w:rPr>
+      </w:pPr>
+      <w:r>
+        <w:rPr>
+          <w:rFonts w:ascii="Times New Roman" w:hAnsi="Times New Roman" w:eastAsia="宋体" w:cs="Times New Roman"/>
+          <w:sz w:val="24"/>
+          <w:szCs w:val="24"/>
+        </w:rPr>
+        <w:t>本部分介绍项目的数据库设计、AI能力矩阵、效果展示及作业成本。</w:t>
+      </w:r>
+    </w:p>
+    <w:p>
+      <w:pPr>
+        <w:spacing w:line="300" w:lineRule="auto"/>
+        <w:ind w:firstLine="480" w:firstLineChars="200"/>
+      </w:pPr>
+      <w:r>
+        <w:rPr>
+          <w:rFonts w:ascii="Times New Roman" w:hAnsi="Times New Roman" w:eastAsia="宋体"/>
+          <w:sz w:val="24"/>
+        </w:rPr>
+        <w:t>智能提醒模块新增两张数据表：reminders 表存储提醒计划（patient_id、reminder_type、title、dosage、schedule_time、is_active、created_by），支持按病人查询与启停；reminder_logs 表存储每日执行日志（reminder_id、patient_id、scheduled_time、status、completed_at、note），status 字段枚举值包括 pending / notified / completed / skipped / missed，实现完整的提醒生命周期追踪。</w:t>
+      </w:r>
+    </w:p>
+    <w:p>
+      <w:pPr>
+        <w:pStyle w:val="4"/>
+        <w:autoSpaceDE w:val="0"/>
+        <w:autoSpaceDN w:val="0"/>
+        <w:rPr>
+          <w:rFonts w:hint="eastAsia" w:ascii="黑体" w:hAnsi="黑体" w:eastAsia="黑体"/>
+          <w:sz w:val="28"/>
+          <w:szCs w:val="28"/>
+        </w:rPr>
+      </w:pPr>
+      <w:bookmarkStart w:id="24" w:name="_Toc224321332"/>
+      <w:r>
+        <w:t>5.1.1 数据库设计</w:t>
+      </w:r>
+      <w:bookmarkEnd w:id="24"/>
+    </w:p>
+    <w:p>
+      <w:pPr>
+        <w:autoSpaceDE w:val="0"/>
+        <w:autoSpaceDN w:val="0"/>
+        <w:spacing w:line="300" w:lineRule="auto"/>
+        <w:ind w:firstLine="480" w:firstLineChars="200"/>
+        <w:jc w:val="both"/>
+        <w:rPr>
+          <w:rFonts w:hint="eastAsia" w:ascii="宋体" w:hAnsi="宋体" w:eastAsia="宋体"/>
+          <w:sz w:val="24"/>
+          <w:szCs w:val="24"/>
+        </w:rPr>
+      </w:pPr>
+      <w:r>
+        <w:rPr>
+          <w:rFonts w:ascii="Times New Roman" w:hAnsi="Times New Roman" w:eastAsia="宋体" w:cs="Times New Roman"/>
+          <w:sz w:val="24"/>
+          <w:szCs w:val="24"/>
+        </w:rPr>
+        <w:t>系统使用SQLite3数据库，包含7张数据表。users表存储用户账号、密码哈希和角色信息；patients表记录患者基本信息、床位号、疾病类型和关联的AI Agent；vitals表存储每次采集的完整体征数据（心率、血压、血氧、血糖、体温、睡姿、压力矩阵原始数据）；reports表保存AI生成的健康报告；alerts表管理告警记录及状态流转；voice_conversations表存储语音对话历史；patient_concerns表保存AI分析生成的患者关注点报告。agent_configs表则配置5种专科Agent的系统提示词和个性化阈值。</w:t>
+      </w:r>
+    </w:p>
+    <w:p>
+      <w:pPr>
+        <w:jc w:val="center"/>
+        <w:rPr>
+          <w:rFonts w:hint="eastAsia"/>
+        </w:rPr>
+      </w:pPr>
       <w:r>
         <w:drawing>
           <wp:inline distT="0" distB="0" distL="114300" distR="114300">
-            <wp:extent cx="5219700" cy="2524760"/>
-            <wp:effectExtent l="0" t="0" r="0" b="2540"/>
-            <wp:docPr id="7" name="Picture 7"/>
+            <wp:extent cx="5219700" cy="2961640"/>
+            <wp:effectExtent l="0" t="0" r="0" b="10160"/>
+            <wp:docPr id="14" name="Picture 14"/>
             <wp:cNvGraphicFramePr>
               <a:graphicFrameLocks xmlns:a="http://schemas.openxmlformats.org/drawingml/2006/main" noChangeAspect="1"/>
             </wp:cNvGraphicFramePr>
@@ -10707,13 +10979,13 @@
               <a:graphicData uri="http://schemas.openxmlformats.org/drawingml/2006/picture">
                 <pic:pic xmlns:pic="http://schemas.openxmlformats.org/drawingml/2006/picture">
                   <pic:nvPicPr>
-                    <pic:cNvPr id="7" name="Picture 7"/>
+                    <pic:cNvPr id="14" name="Picture 14"/>
                     <pic:cNvPicPr>
                       <a:picLocks noChangeAspect="1"/>
                     </pic:cNvPicPr>
                   </pic:nvPicPr>
                   <pic:blipFill>
-                    <a:blip r:embed="rId16"/>
+                    <a:blip r:embed="rId18"/>
                     <a:stretch>
                       <a:fillRect/>
                     </a:stretch>
@@ -10721,7 +10993,7 @@
                   <pic:spPr>
                     <a:xfrm>
                       <a:off x="0" y="0"/>
-                      <a:ext cx="5220000" cy="2524905"/>
+                      <a:ext cx="5220000" cy="2962215"/>
                     </a:xfrm>
                     <a:prstGeom prst="rect">
                       <a:avLst/>
@@ -10747,281 +11019,7 @@
           <w:b/>
           <w:sz w:val="22"/>
         </w:rPr>
-        <w:t>图4.3 五种专科AI护理Agent个性化阈值与提示词配置对比</w:t>
-      </w:r>
-      <w:commentRangeEnd w:id="28"/>
-      <w:r>
-        <w:commentReference w:id="28"/>
-      </w:r>
-    </w:p>
-    <w:p>
-      <w:pPr>
-        <w:autoSpaceDE w:val="0"/>
-        <w:autoSpaceDN w:val="0"/>
-        <w:spacing w:line="300" w:lineRule="auto"/>
-        <w:ind w:firstLine="480" w:firstLineChars="200"/>
-        <w:jc w:val="both"/>
-        <w:rPr>
-          <w:rFonts w:hint="eastAsia" w:ascii="宋体" w:hAnsi="宋体" w:eastAsia="宋体"/>
-          <w:sz w:val="24"/>
-          <w:szCs w:val="24"/>
-        </w:rPr>
-      </w:pPr>
-      <w:r>
-        <w:rPr>
-          <w:rFonts w:ascii="Times New Roman" w:hAnsi="Times New Roman" w:eastAsia="宋体" w:cs="Times New Roman"/>
-          <w:sz w:val="24"/>
-          <w:szCs w:val="24"/>
-        </w:rPr>
-        <w:t>SiliconFlow语音服务：集成TeleSpeechASR语音识别和CosyVoice2语音合成两项云服务，为设备端语音交互提供高质量的语音转文字和文字转语音能力。</w:t>
-      </w:r>
-    </w:p>
-    <w:p>
-      <w:pPr>
-        <w:autoSpaceDE w:val="0"/>
-        <w:autoSpaceDN w:val="0"/>
-        <w:spacing w:line="300" w:lineRule="auto"/>
-        <w:ind w:firstLine="480" w:firstLineChars="200"/>
-        <w:jc w:val="both"/>
-        <w:rPr>
-          <w:rFonts w:hint="eastAsia" w:ascii="宋体" w:hAnsi="宋体" w:eastAsia="宋体"/>
-          <w:sz w:val="24"/>
-          <w:szCs w:val="24"/>
-        </w:rPr>
-      </w:pPr>
-      <w:r>
-        <w:rPr>
-          <w:rFonts w:ascii="Times New Roman" w:hAnsi="Times New Roman" w:eastAsia="宋体"/>
-          <w:sz w:val="24"/>
-        </w:rPr>
-        <w:t>SQLite数据库：采用WAL[13]（Write-Ahead Logging）模式的SQLite3数据库，设计12张数据表（users、patients、vitals、reports、alerts、agent_configs、voice_conversations、patient_concerns、emotion_records、voice_commands、reminders、reminder_logs）和9个性能索引，通过外键约束和CHECK约束保障数据完整性。</w:t>
-      </w:r>
-    </w:p>
-    <w:p>
-      <w:pPr>
-        <w:autoSpaceDE w:val="0"/>
-        <w:autoSpaceDN w:val="0"/>
-        <w:spacing w:line="300" w:lineRule="auto"/>
-        <w:ind w:firstLine="480" w:firstLineChars="200"/>
-        <w:jc w:val="both"/>
-        <w:rPr>
-          <w:rFonts w:hint="eastAsia" w:ascii="宋体" w:hAnsi="宋体" w:eastAsia="宋体"/>
-          <w:sz w:val="24"/>
-          <w:szCs w:val="24"/>
-        </w:rPr>
-      </w:pPr>
-      <w:r>
-        <w:rPr>
-          <w:rFonts w:ascii="Times New Roman" w:hAnsi="Times New Roman" w:eastAsia="宋体" w:cs="Times New Roman"/>
-          <w:sz w:val="24"/>
-          <w:szCs w:val="24"/>
-        </w:rPr>
-        <w:t>Nginx反向代理与PM2进程管理：Nginx[30]负责SSL证书终结和静态文件加速，PM2负责Node.js进程的自动重启、日志管理和集群模式部署，确保生产环境的高可用性。</w:t>
-      </w:r>
-    </w:p>
-    <w:p>
-      <w:pPr>
-        <w:jc w:val="center"/>
-        <w:rPr>
-          <w:rFonts w:hint="eastAsia"/>
-        </w:rPr>
-      </w:pPr>
-      <w:commentRangeStart w:id="29"/>
-      <w:r>
-        <w:rPr>
-          <w:rFonts w:ascii="Times New Roman" w:hAnsi="Times New Roman" w:eastAsia="宋体" w:cs="Times New Roman"/>
-          <w:i/>
-          <w:color w:val="808080"/>
-          <w:sz w:val="24"/>
-        </w:rPr>
-        <w:t>(此处插入云端架构图)</w:t>
-      </w:r>
-    </w:p>
-    <w:p>
-      <w:pPr>
-        <w:jc w:val="center"/>
-        <w:rPr>
-          <w:rFonts w:hint="eastAsia"/>
-        </w:rPr>
-      </w:pPr>
-      <w:r>
-        <w:rPr>
-          <w:rFonts w:ascii="楷体" w:hAnsi="楷体" w:eastAsia="楷体" w:cs="Times New Roman"/>
-          <w:b/>
-          <w:sz w:val="22"/>
-        </w:rPr>
-        <w:t>图4.4 云端服务架构与技术栈集成图</w:t>
-      </w:r>
-      <w:commentRangeEnd w:id="29"/>
-      <w:r>
-        <w:commentReference w:id="29"/>
-      </w:r>
-    </w:p>
-    <w:p>
-      <w:pPr>
-        <w:pStyle w:val="2"/>
-        <w:autoSpaceDE w:val="0"/>
-        <w:autoSpaceDN w:val="0"/>
-        <w:rPr>
-          <w:rFonts w:hint="eastAsia" w:ascii="黑体" w:hAnsi="黑体" w:eastAsia="黑体"/>
-        </w:rPr>
-      </w:pPr>
-      <w:bookmarkStart w:id="22" w:name="_Toc224321330"/>
-      <w:r>
-        <w:t>5 其他内容</w:t>
-      </w:r>
-      <w:bookmarkEnd w:id="22"/>
-    </w:p>
-    <w:p>
-      <w:pPr>
-        <w:pStyle w:val="3"/>
-        <w:autoSpaceDE w:val="0"/>
-        <w:autoSpaceDN w:val="0"/>
-        <w:rPr>
-          <w:rFonts w:hint="eastAsia" w:ascii="黑体" w:hAnsi="黑体" w:eastAsia="黑体"/>
-        </w:rPr>
-      </w:pPr>
-      <w:bookmarkStart w:id="23" w:name="_Toc224321331"/>
-      <w:bookmarkEnd w:id="23"/>
-      <w:r>
-        <w:t>5.1 工程细节与成本分析</w:t>
-      </w:r>
-    </w:p>
-    <w:p>
-      <w:pPr>
-        <w:autoSpaceDE w:val="0"/>
-        <w:autoSpaceDN w:val="0"/>
-        <w:spacing w:line="300" w:lineRule="auto"/>
-        <w:ind w:firstLine="480" w:firstLineChars="200"/>
-        <w:jc w:val="both"/>
-        <w:rPr>
-          <w:rFonts w:hint="eastAsia" w:ascii="宋体" w:hAnsi="宋体" w:eastAsia="宋体"/>
-          <w:sz w:val="24"/>
-          <w:szCs w:val="24"/>
-        </w:rPr>
-      </w:pPr>
-      <w:r>
-        <w:rPr>
-          <w:rFonts w:ascii="Times New Roman" w:hAnsi="Times New Roman" w:eastAsia="宋体" w:cs="Times New Roman"/>
-          <w:sz w:val="24"/>
-          <w:szCs w:val="24"/>
-        </w:rPr>
-        <w:t>本部分介绍项目的数据库设计、AI能力矩阵、效果展示及作业成本。</w:t>
-      </w:r>
-    </w:p>
-    <w:p>
-      <w:pPr>
-        <w:spacing w:line="300" w:lineRule="auto"/>
-        <w:ind w:firstLine="480" w:firstLineChars="200"/>
-      </w:pPr>
-      <w:r>
-        <w:rPr>
-          <w:rFonts w:ascii="Times New Roman" w:hAnsi="Times New Roman" w:eastAsia="宋体"/>
-          <w:sz w:val="24"/>
-        </w:rPr>
-        <w:t>智能提醒模块新增两张数据表：reminders 表存储提醒计划（patient_id、reminder_type、title、dosage、schedule_time、is_active、created_by），支持按病人查询与启停；reminder_logs 表存储每日执行日志（reminder_id、patient_id、scheduled_time、status、completed_at、note），status 字段枚举值包括 pending / notified / completed / skipped / missed，实现完整的提醒生命周期追踪。</w:t>
-      </w:r>
-    </w:p>
-    <w:p>
-      <w:pPr>
-        <w:pStyle w:val="4"/>
-        <w:autoSpaceDE w:val="0"/>
-        <w:autoSpaceDN w:val="0"/>
-        <w:rPr>
-          <w:rFonts w:hint="eastAsia" w:ascii="黑体" w:hAnsi="黑体" w:eastAsia="黑体"/>
-          <w:sz w:val="28"/>
-          <w:szCs w:val="28"/>
-        </w:rPr>
-      </w:pPr>
-      <w:bookmarkStart w:id="24" w:name="_Toc224321332"/>
-      <w:r>
-        <w:t>5.1.1 数据库设计</w:t>
-      </w:r>
-      <w:bookmarkEnd w:id="24"/>
-    </w:p>
-    <w:p>
-      <w:pPr>
-        <w:autoSpaceDE w:val="0"/>
-        <w:autoSpaceDN w:val="0"/>
-        <w:spacing w:line="300" w:lineRule="auto"/>
-        <w:ind w:firstLine="480" w:firstLineChars="200"/>
-        <w:jc w:val="both"/>
-        <w:rPr>
-          <w:rFonts w:hint="eastAsia" w:ascii="宋体" w:hAnsi="宋体" w:eastAsia="宋体"/>
-          <w:sz w:val="24"/>
-          <w:szCs w:val="24"/>
-        </w:rPr>
-      </w:pPr>
-      <w:r>
-        <w:rPr>
-          <w:rFonts w:ascii="Times New Roman" w:hAnsi="Times New Roman" w:eastAsia="宋体" w:cs="Times New Roman"/>
-          <w:sz w:val="24"/>
-          <w:szCs w:val="24"/>
-        </w:rPr>
-        <w:t>系统使用SQLite3数据库，包含7张数据表。users表存储用户账号、密码哈希和角色信息；patients表记录患者基本信息、床位号、疾病类型和关联的AI Agent；vitals表存储每次采集的完整体征数据（心率、血压、血氧、血糖、体温、睡姿、压力矩阵原始数据）；reports表保存AI生成的健康报告；alerts表管理告警记录及状态流转；voice_conversations表存储语音对话历史；patient_concerns表保存AI分析生成的患者关注点报告。agent_configs表则配置5种专科Agent的系统提示词和个性化阈值。</w:t>
-      </w:r>
-    </w:p>
-    <w:p>
-      <w:pPr>
-        <w:jc w:val="center"/>
-        <w:rPr>
-          <w:rFonts w:hint="eastAsia"/>
-        </w:rPr>
-      </w:pPr>
-      <w:commentRangeStart w:id="30"/>
-      <w:r>
-        <w:drawing>
-          <wp:inline xmlns:a="http://schemas.openxmlformats.org/drawingml/2006/main" xmlns:pic="http://schemas.openxmlformats.org/drawingml/2006/picture">
-            <wp:extent cx="5220000" cy="2962215"/>
-            <wp:docPr id="14" name="Picture 14"/>
-            <wp:cNvGraphicFramePr>
-              <a:graphicFrameLocks noChangeAspect="1"/>
-            </wp:cNvGraphicFramePr>
-            <a:graphic>
-              <a:graphicData uri="http://schemas.openxmlformats.org/drawingml/2006/picture">
-                <pic:pic>
-                  <pic:nvPicPr>
-                    <pic:cNvPr id="0" name="fig5_1_er.png"/>
-                    <pic:cNvPicPr/>
-                  </pic:nvPicPr>
-                  <pic:blipFill>
-                    <a:blip r:embed="rId25"/>
-                    <a:stretch>
-                      <a:fillRect/>
-                    </a:stretch>
-                  </pic:blipFill>
-                  <pic:spPr>
-                    <a:xfrm>
-                      <a:off x="0" y="0"/>
-                      <a:ext cx="5220000" cy="2962215"/>
-                    </a:xfrm>
-                    <a:prstGeom prst="rect"/>
-                  </pic:spPr>
-                </pic:pic>
-              </a:graphicData>
-            </a:graphic>
-          </wp:inline>
-        </w:drawing>
-      </w:r>
-    </w:p>
-    <w:p>
-      <w:pPr>
-        <w:jc w:val="center"/>
-        <w:rPr>
-          <w:rFonts w:hint="eastAsia"/>
-        </w:rPr>
-      </w:pPr>
-      <w:r>
-        <w:rPr>
-          <w:rFonts w:ascii="楷体" w:hAnsi="楷体" w:eastAsia="楷体" w:cs="Times New Roman"/>
-          <w:b/>
-          <w:sz w:val="22"/>
-        </w:rPr>
         <w:t>图5.1 系统数据库ER关系图</w:t>
-      </w:r>
-      <w:commentRangeEnd w:id="30"/>
-      <w:r>
-        <w:commentReference w:id="30"/>
       </w:r>
     </w:p>
     <w:p>
@@ -14389,12 +14387,11 @@
           <w:rFonts w:hint="eastAsia"/>
         </w:rPr>
       </w:pPr>
-      <w:commentRangeStart w:id="31"/>
       <w:r>
         <w:drawing>
           <wp:inline xmlns:a="http://schemas.openxmlformats.org/drawingml/2006/main" xmlns:pic="http://schemas.openxmlformats.org/drawingml/2006/picture">
             <wp:extent cx="4860000" cy="6075000"/>
-            <wp:docPr id="15" name="Picture 15"/>
+            <wp:docPr id="23" name="Picture 23"/>
             <wp:cNvGraphicFramePr>
               <a:graphicFrameLocks noChangeAspect="1"/>
             </wp:cNvGraphicFramePr>
@@ -14406,7 +14403,7 @@
                     <pic:cNvPicPr/>
                   </pic:nvPicPr>
                   <pic:blipFill>
-                    <a:blip r:embed="rId26"/>
+                    <a:blip r:embed="rId27"/>
                     <a:stretch>
                       <a:fillRect/>
                     </a:stretch>
@@ -14440,10 +14437,6 @@
         </w:rPr>
         <w:t>图5.2 Web前端Dashboard体征监护面板与压力热力图</w:t>
       </w:r>
-      <w:commentRangeEnd w:id="31"/>
-      <w:r>
-        <w:commentReference w:id="31"/>
-      </w:r>
     </w:p>
     <w:p>
       <w:pPr>
@@ -14474,7 +14467,7 @@
           <w:rFonts w:hint="eastAsia"/>
         </w:rPr>
       </w:pPr>
-      <w:commentRangeStart w:id="32"/>
+      <w:commentRangeStart w:id="27"/>
       <w:r>
         <w:rPr>
           <w:rFonts w:ascii="Times New Roman" w:hAnsi="Times New Roman" w:eastAsia="宋体" w:cs="Times New Roman"/>
@@ -14500,9 +14493,9 @@
         </w:rPr>
         <w:t>图5.3 边缘端3.5寸LCD状态屏与Flask Web遥控界面</w:t>
       </w:r>
-      <w:commentRangeEnd w:id="32"/>
-      <w:r>
-        <w:commentReference w:id="32"/>
+      <w:commentRangeEnd w:id="27"/>
+      <w:r>
+        <w:commentReference w:id="27"/>
       </w:r>
     </w:p>
     <w:p>
@@ -16990,7 +16983,7 @@
           <w:rFonts w:hint="eastAsia"/>
         </w:rPr>
       </w:pPr>
-      <w:commentRangeStart w:id="33"/>
+      <w:commentRangeStart w:id="28"/>
       <w:r>
         <w:rPr>
           <w:rFonts w:ascii="Times New Roman" w:hAnsi="Times New Roman" w:eastAsia="宋体" w:cs="Times New Roman"/>
@@ -17016,9 +17009,9 @@
         </w:rPr>
         <w:t>图5.5 病床硬件实物装配与控制盒内部布局</w:t>
       </w:r>
-      <w:commentRangeEnd w:id="33"/>
-      <w:r>
-        <w:commentReference w:id="33"/>
+      <w:commentRangeEnd w:id="28"/>
+      <w:r>
+        <w:commentReference w:id="28"/>
       </w:r>
     </w:p>
     <w:p>
@@ -22199,7 +22192,7 @@
           <w:rFonts w:hint="eastAsia"/>
         </w:rPr>
       </w:pPr>
-      <w:commentRangeStart w:id="34"/>
+      <w:commentRangeStart w:id="29"/>
       <w:r>
         <w:rPr>
           <w:rFonts w:ascii="楷体" w:hAnsi="楷体" w:eastAsia="楷体"/>
@@ -22241,9 +22234,9 @@
         </w:rPr>
         <w:t>图6.2 多层安全防护体系架构图</w:t>
       </w:r>
-      <w:commentRangeEnd w:id="34"/>
-      <w:r>
-        <w:commentReference w:id="34"/>
+      <w:commentRangeEnd w:id="29"/>
+      <w:r>
+        <w:commentReference w:id="29"/>
       </w:r>
     </w:p>
     <w:p>
@@ -24152,7 +24145,7 @@
       </w:r>
     </w:p>
   </w:comment>
-  <w:comment w:id="5" w:author="WPS_1776698816" w:date="2026-07-19T15:51:59Z" w:initials="">
+  <w:comment w:id="5" w:author="WPS_1776698816" w:date="2026-07-19T15:52:49Z" w:initials="">
     <w:p>
       <w:pPr>
         <w:pStyle w:val="8"/>
@@ -24170,7 +24163,7 @@
       </w:r>
     </w:p>
   </w:comment>
-  <w:comment w:id="6" w:author="WPS_1776698816" w:date="2026-07-19T15:52:49Z" w:initials="">
+  <w:comment w:id="6" w:author="WPS_1776698816" w:date="2026-07-19T15:53:29Z" w:initials="">
     <w:p>
       <w:pPr>
         <w:pStyle w:val="8"/>
@@ -24184,11 +24177,29 @@
           <w:rFonts w:hint="eastAsia"/>
           <w:lang w:val="en-US" w:eastAsia="zh-CN"/>
         </w:rPr>
-        <w:t>AI生成一下得了，赵元见</w:t>
+        <w:t>王远航，科研风格</w:t>
       </w:r>
     </w:p>
   </w:comment>
-  <w:comment w:id="7" w:author="WPS_1776698816" w:date="2026-07-19T15:53:06Z" w:initials="">
+  <w:comment w:id="7" w:author="WPS_1776698816" w:date="2026-07-19T15:53:39Z" w:initials="">
+    <w:p>
+      <w:pPr>
+        <w:pStyle w:val="8"/>
+        <w:rPr>
+          <w:rFonts w:hint="default" w:eastAsia="微软雅黑"/>
+          <w:lang w:val="en-US" w:eastAsia="zh-CN"/>
+        </w:rPr>
+      </w:pPr>
+      <w:r>
+        <w:rPr>
+          <w:rFonts w:hint="eastAsia"/>
+          <w:lang w:val="en-US" w:eastAsia="zh-CN"/>
+        </w:rPr>
+        <w:t>王远航，科研风格</w:t>
+      </w:r>
+    </w:p>
+  </w:comment>
+  <w:comment w:id="8" w:author="WPS_1776698816" w:date="2026-07-19T15:58:57Z" w:initials="">
     <w:p>
       <w:pPr>
         <w:pStyle w:val="8"/>
@@ -24202,11 +24213,11 @@
           <w:rFonts w:hint="eastAsia"/>
           <w:lang w:val="en-US" w:eastAsia="zh-CN"/>
         </w:rPr>
-        <w:t>赵元见</w:t>
+        <w:t>李隆豪</w:t>
       </w:r>
     </w:p>
   </w:comment>
-  <w:comment w:id="8" w:author="WPS_1776698816" w:date="2026-07-19T15:53:29Z" w:initials="">
+  <w:comment w:id="9" w:author="WPS_1776698816" w:date="2026-07-19T16:00:26Z" w:initials="">
     <w:p>
       <w:pPr>
         <w:pStyle w:val="8"/>
@@ -24220,11 +24231,11 @@
           <w:rFonts w:hint="eastAsia"/>
           <w:lang w:val="en-US" w:eastAsia="zh-CN"/>
         </w:rPr>
-        <w:t>王远航，科研风格</w:t>
+        <w:t>王远航+赵元见，硬件还没做完</w:t>
       </w:r>
     </w:p>
   </w:comment>
-  <w:comment w:id="9" w:author="WPS_1776698816" w:date="2026-07-19T15:53:39Z" w:initials="">
+  <w:comment w:id="10" w:author="WPS_1776698816" w:date="2026-07-19T16:00:53Z" w:initials="">
     <w:p>
       <w:pPr>
         <w:pStyle w:val="8"/>
@@ -24238,11 +24249,11 @@
           <w:rFonts w:hint="eastAsia"/>
           <w:lang w:val="en-US" w:eastAsia="zh-CN"/>
         </w:rPr>
-        <w:t>王远航，科研风格</w:t>
+        <w:t>张健豪</w:t>
       </w:r>
     </w:p>
   </w:comment>
-  <w:comment w:id="10" w:author="WPS_1776698816" w:date="2026-07-19T15:58:57Z" w:initials="">
+  <w:comment w:id="11" w:author="WPS_1776698816" w:date="2026-07-19T16:08:02Z" w:initials="">
     <w:p>
       <w:pPr>
         <w:pStyle w:val="8"/>
@@ -24256,11 +24267,11 @@
           <w:rFonts w:hint="eastAsia"/>
           <w:lang w:val="en-US" w:eastAsia="zh-CN"/>
         </w:rPr>
-        <w:t>李隆豪</w:t>
+        <w:t>赵元见</w:t>
       </w:r>
     </w:p>
   </w:comment>
-  <w:comment w:id="11" w:author="WPS_1776698816" w:date="2026-07-19T16:00:26Z" w:initials="">
+  <w:comment w:id="12" w:author="WPS_1776698816" w:date="2026-07-19T16:08:23Z" w:initials="">
     <w:p>
       <w:pPr>
         <w:pStyle w:val="8"/>
@@ -24274,11 +24285,47 @@
           <w:rFonts w:hint="eastAsia"/>
           <w:lang w:val="en-US" w:eastAsia="zh-CN"/>
         </w:rPr>
-        <w:t>王远航+赵元见，硬件还没做完</w:t>
+        <w:t>李隆豪</w:t>
       </w:r>
     </w:p>
   </w:comment>
-  <w:comment w:id="12" w:author="WPS_1776698816" w:date="2026-07-19T16:00:53Z" w:initials="">
+  <w:comment w:id="13" w:author="WPS_1776698816" w:date="2026-07-19T16:08:11Z" w:initials="">
+    <w:p>
+      <w:pPr>
+        <w:pStyle w:val="8"/>
+        <w:rPr>
+          <w:rFonts w:hint="eastAsia" w:eastAsia="微软雅黑"/>
+          <w:lang w:val="en-US" w:eastAsia="zh-CN"/>
+        </w:rPr>
+      </w:pPr>
+      <w:r>
+        <w:rPr>
+          <w:rFonts w:hint="eastAsia"/>
+          <w:lang w:val="en-US" w:eastAsia="zh-CN"/>
+        </w:rPr>
+        <w:t>王远航</w:t>
+      </w:r>
+    </w:p>
+  </w:comment>
+  <w:comment w:id="14" w:author="WPS_1776698816" w:date="2026-07-19T16:03:16Z" w:initials="">
+    <w:p>
+      <w:pPr>
+        <w:pStyle w:val="8"/>
+        <w:rPr>
+          <w:rFonts w:hint="eastAsia" w:eastAsia="微软雅黑"/>
+          <w:lang w:val="en-US" w:eastAsia="zh-CN"/>
+        </w:rPr>
+      </w:pPr>
+      <w:r>
+        <w:rPr>
+          <w:rFonts w:hint="eastAsia"/>
+          <w:lang w:val="en-US" w:eastAsia="zh-CN"/>
+        </w:rPr>
+        <w:t>王远航</w:t>
+      </w:r>
+    </w:p>
+  </w:comment>
+  <w:comment w:id="15" w:author="WPS_1776698816" w:date="2026-07-19T16:09:14Z" w:initials="">
     <w:p>
       <w:pPr>
         <w:pStyle w:val="8"/>
@@ -24296,7 +24343,7 @@
       </w:r>
     </w:p>
   </w:comment>
-  <w:comment w:id="13" w:author="WPS_1776698816" w:date="2026-07-19T16:08:02Z" w:initials="">
+  <w:comment w:id="16" w:author="WPS_1776698816" w:date="2026-07-19T16:09:55Z" w:initials="">
     <w:p>
       <w:pPr>
         <w:pStyle w:val="8"/>
@@ -24310,11 +24357,47 @@
           <w:rFonts w:hint="eastAsia"/>
           <w:lang w:val="en-US" w:eastAsia="zh-CN"/>
         </w:rPr>
+        <w:t>李隆豪</w:t>
+      </w:r>
+    </w:p>
+  </w:comment>
+  <w:comment w:id="17" w:author="WPS_1776698816" w:date="2026-07-19T16:09:00Z" w:initials="">
+    <w:p>
+      <w:pPr>
+        <w:pStyle w:val="8"/>
+        <w:rPr>
+          <w:rFonts w:hint="eastAsia" w:eastAsia="微软雅黑"/>
+          <w:lang w:val="en-US" w:eastAsia="zh-CN"/>
+        </w:rPr>
+      </w:pPr>
+      <w:r>
+        <w:rPr>
+          <w:rFonts w:hint="eastAsia"/>
+          <w:lang w:val="en-US" w:eastAsia="zh-CN"/>
+        </w:rPr>
         <w:t>赵元见</w:t>
       </w:r>
     </w:p>
   </w:comment>
-  <w:comment w:id="14" w:author="WPS_1776698816" w:date="2026-07-19T16:08:23Z" w:initials="">
+  <w:comment w:id="18" w:author="WPS_1776698816" w:date="2026-07-19T16:08:48Z" w:initials="">
+    <w:p>
+      <w:pPr>
+        <w:pStyle w:val="8"/>
+        <w:rPr>
+          <w:rFonts w:hint="eastAsia" w:eastAsia="微软雅黑"/>
+          <w:lang w:val="en-US" w:eastAsia="zh-CN"/>
+        </w:rPr>
+      </w:pPr>
+      <w:r>
+        <w:rPr>
+          <w:rFonts w:hint="eastAsia"/>
+          <w:lang w:val="en-US" w:eastAsia="zh-CN"/>
+        </w:rPr>
+        <w:t>张健豪</w:t>
+      </w:r>
+    </w:p>
+  </w:comment>
+  <w:comment w:id="19" w:author="WPS_1776698816" w:date="2026-07-19T16:02:48Z" w:initials="">
     <w:p>
       <w:pPr>
         <w:pStyle w:val="8"/>
@@ -24328,11 +24411,11 @@
           <w:rFonts w:hint="eastAsia"/>
           <w:lang w:val="en-US" w:eastAsia="zh-CN"/>
         </w:rPr>
-        <w:t>李隆豪</w:t>
+        <w:t>张健豪</w:t>
       </w:r>
     </w:p>
   </w:comment>
-  <w:comment w:id="15" w:author="WPS_1776698816" w:date="2026-07-19T16:08:11Z" w:initials="">
+  <w:comment w:id="20" w:author="WPS_1776698816" w:date="2026-07-19T16:02:29Z" w:initials="">
     <w:p>
       <w:pPr>
         <w:pStyle w:val="8"/>
@@ -24346,11 +24429,11 @@
           <w:rFonts w:hint="eastAsia"/>
           <w:lang w:val="en-US" w:eastAsia="zh-CN"/>
         </w:rPr>
-        <w:t>王远航</w:t>
+        <w:t>张健豪</w:t>
       </w:r>
     </w:p>
   </w:comment>
-  <w:comment w:id="16" w:author="WPS_1776698816" w:date="2026-07-19T16:03:16Z" w:initials="">
+  <w:comment w:id="21" w:author="WPS_1776698816" w:date="2026-07-19T16:02:14Z" w:initials="">
     <w:p>
       <w:pPr>
         <w:pStyle w:val="8"/>
@@ -24364,11 +24447,11 @@
           <w:rFonts w:hint="eastAsia"/>
           <w:lang w:val="en-US" w:eastAsia="zh-CN"/>
         </w:rPr>
-        <w:t>王远航</w:t>
+        <w:t>张健豪</w:t>
       </w:r>
     </w:p>
   </w:comment>
-  <w:comment w:id="17" w:author="WPS_1776698816" w:date="2026-07-19T16:09:14Z" w:initials="">
+  <w:comment w:id="22" w:author="WPS_1776698816" w:date="2026-07-19T15:59:43Z" w:initials="">
     <w:p>
       <w:pPr>
         <w:pStyle w:val="8"/>
@@ -24382,11 +24465,11 @@
           <w:rFonts w:hint="eastAsia"/>
           <w:lang w:val="en-US" w:eastAsia="zh-CN"/>
         </w:rPr>
-        <w:t>张健豪</w:t>
+        <w:t>王远航+赵元见，同样的硬件还没做完</w:t>
       </w:r>
     </w:p>
   </w:comment>
-  <w:comment w:id="18" w:author="WPS_1776698816" w:date="2026-07-19T16:09:55Z" w:initials="">
+  <w:comment w:id="23" w:author="WPS_1776698816" w:date="2026-07-19T15:57:55Z" w:initials="">
     <w:p>
       <w:pPr>
         <w:pStyle w:val="8"/>
@@ -24404,7 +24487,25 @@
       </w:r>
     </w:p>
   </w:comment>
-  <w:comment w:id="19" w:author="WPS_1776698816" w:date="2026-07-19T16:09:00Z" w:initials="">
+  <w:comment w:id="24" w:author="WPS_1776698816" w:date="2026-07-19T15:58:10Z" w:initials="">
+    <w:p>
+      <w:pPr>
+        <w:pStyle w:val="8"/>
+        <w:rPr>
+          <w:rFonts w:hint="default" w:eastAsia="微软雅黑"/>
+          <w:lang w:val="en-US" w:eastAsia="zh-CN"/>
+        </w:rPr>
+      </w:pPr>
+      <w:r>
+        <w:rPr>
+          <w:rFonts w:hint="eastAsia"/>
+          <w:lang w:val="en-US" w:eastAsia="zh-CN"/>
+        </w:rPr>
+        <w:t>王远航+赵元见，这个硬件上还没做完</w:t>
+      </w:r>
+    </w:p>
+  </w:comment>
+  <w:comment w:id="25" w:author="WPS_1776698816" w:date="2026-07-19T15:56:59Z" w:initials="">
     <w:p>
       <w:pPr>
         <w:pStyle w:val="8"/>
@@ -24422,7 +24523,43 @@
       </w:r>
     </w:p>
   </w:comment>
-  <w:comment w:id="20" w:author="WPS_1776698816" w:date="2026-07-19T16:08:48Z" w:initials="">
+  <w:comment w:id="26" w:author="WPS_1776698816" w:date="2026-07-19T15:56:26Z" w:initials="">
+    <w:p>
+      <w:pPr>
+        <w:pStyle w:val="8"/>
+        <w:rPr>
+          <w:rFonts w:hint="default" w:eastAsia="微软雅黑"/>
+          <w:lang w:val="en-US" w:eastAsia="zh-CN"/>
+        </w:rPr>
+      </w:pPr>
+      <w:r>
+        <w:rPr>
+          <w:rFonts w:hint="eastAsia"/>
+          <w:lang w:val="en-US" w:eastAsia="zh-CN"/>
+        </w:rPr>
+        <w:t>李隆豪，这个easy</w:t>
+      </w:r>
+    </w:p>
+  </w:comment>
+  <w:comment w:id="27" w:author="WPS_1776698816" w:date="2026-07-19T15:55:02Z" w:initials="">
+    <w:p>
+      <w:pPr>
+        <w:pStyle w:val="8"/>
+        <w:rPr>
+          <w:rFonts w:hint="default" w:eastAsia="微软雅黑"/>
+          <w:lang w:val="en-US" w:eastAsia="zh-CN"/>
+        </w:rPr>
+      </w:pPr>
+      <w:r>
+        <w:rPr>
+          <w:rFonts w:hint="eastAsia"/>
+          <w:lang w:val="en-US" w:eastAsia="zh-CN"/>
+        </w:rPr>
+        <w:t>拍照</w:t>
+      </w:r>
+    </w:p>
+  </w:comment>
+  <w:comment w:id="28" w:author="WPS_1776698816" w:date="2026-07-19T15:54:44Z" w:initials="">
     <w:p>
       <w:pPr>
         <w:pStyle w:val="8"/>
@@ -24436,245 +24573,11 @@
           <w:rFonts w:hint="eastAsia"/>
           <w:lang w:val="en-US" w:eastAsia="zh-CN"/>
         </w:rPr>
-        <w:t>张健豪</w:t>
+        <w:t>拍照</w:t>
       </w:r>
     </w:p>
   </w:comment>
-  <w:comment w:id="21" w:author="WPS_1776698816" w:date="2026-07-19T16:02:42Z" w:initials="">
-    <w:p>
-      <w:pPr>
-        <w:pStyle w:val="8"/>
-        <w:rPr>
-          <w:rFonts w:hint="eastAsia" w:eastAsia="微软雅黑"/>
-          <w:lang w:val="en-US" w:eastAsia="zh-CN"/>
-        </w:rPr>
-      </w:pPr>
-      <w:r>
-        <w:rPr>
-          <w:rFonts w:hint="eastAsia"/>
-          <w:lang w:val="en-US" w:eastAsia="zh-CN"/>
-        </w:rPr>
-        <w:t>赵元见</w:t>
-      </w:r>
-    </w:p>
-  </w:comment>
-  <w:comment w:id="22" w:author="WPS_1776698816" w:date="2026-07-19T16:02:48Z" w:initials="">
-    <w:p>
-      <w:pPr>
-        <w:pStyle w:val="8"/>
-        <w:rPr>
-          <w:rFonts w:hint="default" w:eastAsia="微软雅黑"/>
-          <w:lang w:val="en-US" w:eastAsia="zh-CN"/>
-        </w:rPr>
-      </w:pPr>
-      <w:r>
-        <w:rPr>
-          <w:rFonts w:hint="eastAsia"/>
-          <w:lang w:val="en-US" w:eastAsia="zh-CN"/>
-        </w:rPr>
-        <w:t>张健豪</w:t>
-      </w:r>
-    </w:p>
-  </w:comment>
-  <w:comment w:id="23" w:author="WPS_1776698816" w:date="2026-07-19T16:02:29Z" w:initials="">
-    <w:p>
-      <w:pPr>
-        <w:pStyle w:val="8"/>
-        <w:rPr>
-          <w:rFonts w:hint="eastAsia" w:eastAsia="微软雅黑"/>
-          <w:lang w:val="en-US" w:eastAsia="zh-CN"/>
-        </w:rPr>
-      </w:pPr>
-      <w:r>
-        <w:rPr>
-          <w:rFonts w:hint="eastAsia"/>
-          <w:lang w:val="en-US" w:eastAsia="zh-CN"/>
-        </w:rPr>
-        <w:t>张健豪</w:t>
-      </w:r>
-    </w:p>
-  </w:comment>
-  <w:comment w:id="24" w:author="WPS_1776698816" w:date="2026-07-19T16:02:14Z" w:initials="">
-    <w:p>
-      <w:pPr>
-        <w:pStyle w:val="8"/>
-        <w:rPr>
-          <w:rFonts w:hint="eastAsia" w:eastAsia="微软雅黑"/>
-          <w:lang w:val="en-US" w:eastAsia="zh-CN"/>
-        </w:rPr>
-      </w:pPr>
-      <w:r>
-        <w:rPr>
-          <w:rFonts w:hint="eastAsia"/>
-          <w:lang w:val="en-US" w:eastAsia="zh-CN"/>
-        </w:rPr>
-        <w:t>张健豪</w:t>
-      </w:r>
-    </w:p>
-  </w:comment>
-  <w:comment w:id="25" w:author="WPS_1776698816" w:date="2026-07-19T15:59:43Z" w:initials="">
-    <w:p>
-      <w:pPr>
-        <w:pStyle w:val="8"/>
-        <w:rPr>
-          <w:rFonts w:hint="default" w:eastAsia="微软雅黑"/>
-          <w:lang w:val="en-US" w:eastAsia="zh-CN"/>
-        </w:rPr>
-      </w:pPr>
-      <w:r>
-        <w:rPr>
-          <w:rFonts w:hint="eastAsia"/>
-          <w:lang w:val="en-US" w:eastAsia="zh-CN"/>
-        </w:rPr>
-        <w:t>王远航+赵元见，同样的硬件还没做完</w:t>
-      </w:r>
-    </w:p>
-  </w:comment>
-  <w:comment w:id="26" w:author="WPS_1776698816" w:date="2026-07-19T15:57:55Z" w:initials="">
-    <w:p>
-      <w:pPr>
-        <w:pStyle w:val="8"/>
-        <w:rPr>
-          <w:rFonts w:hint="eastAsia" w:eastAsia="微软雅黑"/>
-          <w:lang w:val="en-US" w:eastAsia="zh-CN"/>
-        </w:rPr>
-      </w:pPr>
-      <w:r>
-        <w:rPr>
-          <w:rFonts w:hint="eastAsia"/>
-          <w:lang w:val="en-US" w:eastAsia="zh-CN"/>
-        </w:rPr>
-        <w:t>李隆豪</w:t>
-      </w:r>
-    </w:p>
-  </w:comment>
-  <w:comment w:id="27" w:author="WPS_1776698816" w:date="2026-07-19T15:58:10Z" w:initials="">
-    <w:p>
-      <w:pPr>
-        <w:pStyle w:val="8"/>
-        <w:rPr>
-          <w:rFonts w:hint="default" w:eastAsia="微软雅黑"/>
-          <w:lang w:val="en-US" w:eastAsia="zh-CN"/>
-        </w:rPr>
-      </w:pPr>
-      <w:r>
-        <w:rPr>
-          <w:rFonts w:hint="eastAsia"/>
-          <w:lang w:val="en-US" w:eastAsia="zh-CN"/>
-        </w:rPr>
-        <w:t>王远航+赵元见，这个硬件上还没做完</w:t>
-      </w:r>
-    </w:p>
-  </w:comment>
-  <w:comment w:id="28" w:author="WPS_1776698816" w:date="2026-07-19T15:56:59Z" w:initials="">
-    <w:p>
-      <w:pPr>
-        <w:pStyle w:val="8"/>
-        <w:rPr>
-          <w:rFonts w:hint="eastAsia" w:eastAsia="微软雅黑"/>
-          <w:lang w:val="en-US" w:eastAsia="zh-CN"/>
-        </w:rPr>
-      </w:pPr>
-      <w:r>
-        <w:rPr>
-          <w:rFonts w:hint="eastAsia"/>
-          <w:lang w:val="en-US" w:eastAsia="zh-CN"/>
-        </w:rPr>
-        <w:t>赵元见</w:t>
-      </w:r>
-    </w:p>
-  </w:comment>
-  <w:comment w:id="29" w:author="WPS_1776698816" w:date="2026-07-19T15:56:26Z" w:initials="">
-    <w:p>
-      <w:pPr>
-        <w:pStyle w:val="8"/>
-        <w:rPr>
-          <w:rFonts w:hint="default" w:eastAsia="微软雅黑"/>
-          <w:lang w:val="en-US" w:eastAsia="zh-CN"/>
-        </w:rPr>
-      </w:pPr>
-      <w:r>
-        <w:rPr>
-          <w:rFonts w:hint="eastAsia"/>
-          <w:lang w:val="en-US" w:eastAsia="zh-CN"/>
-        </w:rPr>
-        <w:t>李隆豪，这个easy</w:t>
-      </w:r>
-    </w:p>
-  </w:comment>
-  <w:comment w:id="30" w:author="WPS_1776698816" w:date="2026-07-19T15:55:35Z" w:initials="">
-    <w:p>
-      <w:pPr>
-        <w:pStyle w:val="8"/>
-        <w:rPr>
-          <w:rFonts w:hint="default" w:eastAsia="微软雅黑"/>
-          <w:lang w:val="en-US" w:eastAsia="zh-CN"/>
-        </w:rPr>
-      </w:pPr>
-      <w:r>
-        <w:rPr>
-          <w:rFonts w:hint="eastAsia"/>
-          <w:lang w:val="en-US" w:eastAsia="zh-CN"/>
-        </w:rPr>
-        <w:t>这个都可以AI生成了，赵元见</w:t>
-      </w:r>
-    </w:p>
-  </w:comment>
-  <w:comment w:id="31" w:author="WPS_1776698816" w:date="2026-07-19T15:55:14Z" w:initials="">
-    <w:p>
-      <w:pPr>
-        <w:pStyle w:val="8"/>
-        <w:rPr>
-          <w:rFonts w:hint="default" w:eastAsia="微软雅黑"/>
-          <w:lang w:val="en-US" w:eastAsia="zh-CN"/>
-        </w:rPr>
-      </w:pPr>
-      <w:r>
-        <w:rPr>
-          <w:rFonts w:hint="eastAsia"/>
-          <w:lang w:val="en-US" w:eastAsia="zh-CN"/>
-        </w:rPr>
-        <w:t>截屏</w:t>
-      </w:r>
-    </w:p>
-  </w:comment>
-  <w:comment w:id="32" w:author="WPS_1776698816" w:date="2026-07-19T15:55:02Z" w:initials="">
-    <w:p>
-      <w:pPr>
-        <w:pStyle w:val="8"/>
-        <w:rPr>
-          <w:rFonts w:hint="default" w:eastAsia="微软雅黑"/>
-          <w:lang w:val="en-US" w:eastAsia="zh-CN"/>
-        </w:rPr>
-      </w:pPr>
-      <w:r>
-        <w:rPr>
-          <w:rFonts w:hint="eastAsia"/>
-          <w:lang w:val="en-US" w:eastAsia="zh-CN"/>
-        </w:rPr>
-        <w:t>拍照</w:t>
-      </w:r>
-    </w:p>
-  </w:comment>
-  <w:comment w:id="33" w:author="WPS_1776698816" w:date="2026-07-19T15:54:44Z" w:initials="">
-    <w:p>
-      <w:pPr>
-        <w:pStyle w:val="8"/>
-        <w:rPr>
-          <w:rFonts w:hint="eastAsia" w:eastAsia="微软雅黑"/>
-          <w:lang w:val="en-US" w:eastAsia="zh-CN"/>
-        </w:rPr>
-      </w:pPr>
-      <w:r>
-        <w:rPr>
-          <w:rFonts w:hint="eastAsia"/>
-          <w:lang w:val="en-US" w:eastAsia="zh-CN"/>
-        </w:rPr>
-        <w:t>拍照</w:t>
-      </w:r>
-    </w:p>
-  </w:comment>
-  <w:comment w:id="34" w:author="WPS_1776698816" w:date="2026-07-19T15:54:23Z" w:initials="">
+  <w:comment w:id="29" w:author="WPS_1776698816" w:date="2026-07-19T15:54:23Z" w:initials="">
     <w:p>
       <w:pPr>
         <w:pStyle w:val="8"/>
@@ -24702,9 +24605,7 @@
   <w15:commentEx w15:paraId="47976929" w15:done="0"/>
   <w15:commentEx w15:paraId="2389E15B" w15:done="0"/>
   <w15:commentEx w15:paraId="7B939577" w15:done="0"/>
-  <w15:commentEx w15:paraId="554C9332" w15:done="0"/>
   <w15:commentEx w15:paraId="68D8D890" w15:done="0"/>
-  <w15:commentEx w15:paraId="1A632A1E" w15:done="0"/>
   <w15:commentEx w15:paraId="4A71558A" w15:done="0"/>
   <w15:commentEx w15:paraId="4036E93D" w15:done="0"/>
   <w15:commentEx w15:paraId="47B42E18" w15:done="0"/>
@@ -24718,7 +24619,6 @@
   <w15:commentEx w15:paraId="23D579D1" w15:done="0"/>
   <w15:commentEx w15:paraId="66A7F2B6" w15:done="0"/>
   <w15:commentEx w15:paraId="527E46E2" w15:done="0"/>
-  <w15:commentEx w15:paraId="65B0DABE" w15:done="0"/>
   <w15:commentEx w15:paraId="3968A441" w15:done="0"/>
   <w15:commentEx w15:paraId="244FB501" w15:done="0"/>
   <w15:commentEx w15:paraId="593B250F" w15:done="0"/>
@@ -24727,8 +24627,6 @@
   <w15:commentEx w15:paraId="2F783114" w15:done="0"/>
   <w15:commentEx w15:paraId="4103C884" w15:done="0"/>
   <w15:commentEx w15:paraId="47CDB0E8" w15:done="0"/>
-  <w15:commentEx w15:paraId="138034C5" w15:done="0"/>
-  <w15:commentEx w15:paraId="1C575FD3" w15:done="0"/>
   <w15:commentEx w15:paraId="7B92389E" w15:done="0"/>
   <w15:commentEx w15:paraId="2838CAFF" w15:done="0"/>
   <w15:commentEx w15:paraId="4A43211C" w15:done="0"/>
@@ -24980,8 +24878,8 @@
     <w:lsdException w:uiPriority="99" w:name="index 8"/>
     <w:lsdException w:uiPriority="99" w:name="index 9"/>
     <w:lsdException w:qFormat="1" w:uiPriority="39" w:semiHidden="0" w:name="toc 1"/>
-    <w:lsdException w:uiPriority="39" w:semiHidden="0" w:name="toc 2"/>
-    <w:lsdException w:uiPriority="39" w:semiHidden="0" w:name="toc 3"/>
+    <w:lsdException w:qFormat="1" w:uiPriority="39" w:semiHidden="0" w:name="toc 2"/>
+    <w:lsdException w:qFormat="1" w:uiPriority="39" w:semiHidden="0" w:name="toc 3"/>
     <w:lsdException w:uiPriority="39" w:name="toc 4"/>
     <w:lsdException w:uiPriority="39" w:name="toc 5"/>
     <w:lsdException w:uiPriority="39" w:name="toc 6"/>
@@ -24989,16 +24887,16 @@
     <w:lsdException w:uiPriority="39" w:name="toc 8"/>
     <w:lsdException w:uiPriority="39" w:name="toc 9"/>
     <w:lsdException w:uiPriority="99" w:name="Normal Indent"/>
-    <w:lsdException w:uiPriority="99" w:name="footnote text"/>
-    <w:lsdException w:uiPriority="99" w:name="annotation text"/>
-    <w:lsdException w:uiPriority="99" w:semiHidden="0" w:name="header"/>
+    <w:lsdException w:qFormat="1" w:uiPriority="99" w:name="footnote text"/>
+    <w:lsdException w:qFormat="1" w:uiPriority="99" w:name="annotation text"/>
+    <w:lsdException w:qFormat="1" w:uiPriority="99" w:semiHidden="0" w:name="header"/>
     <w:lsdException w:qFormat="1" w:uiPriority="99" w:semiHidden="0" w:name="footer"/>
     <w:lsdException w:uiPriority="99" w:name="index heading"/>
     <w:lsdException w:qFormat="1" w:uiPriority="35" w:name="caption"/>
     <w:lsdException w:uiPriority="99" w:name="table of figures"/>
     <w:lsdException w:uiPriority="99" w:name="envelope address"/>
     <w:lsdException w:uiPriority="99" w:name="envelope return"/>
-    <w:lsdException w:uiPriority="99" w:name="footnote reference"/>
+    <w:lsdException w:qFormat="1" w:uiPriority="99" w:name="footnote reference"/>
     <w:lsdException w:uiPriority="99" w:name="annotation reference"/>
     <w:lsdException w:uiPriority="99" w:name="line number"/>
     <w:lsdException w:uiPriority="99" w:name="page number"/>
@@ -25025,7 +24923,7 @@
     <w:lsdException w:qFormat="1" w:unhideWhenUsed="0" w:uiPriority="10" w:semiHidden="0" w:name="Title"/>
     <w:lsdException w:uiPriority="99" w:name="Closing"/>
     <w:lsdException w:uiPriority="99" w:name="Signature"/>
-    <w:lsdException w:uiPriority="1" w:name="Default Paragraph Font"/>
+    <w:lsdException w:qFormat="1" w:uiPriority="1" w:name="Default Paragraph Font"/>
     <w:lsdException w:uiPriority="99" w:name="Body Text"/>
     <w:lsdException w:uiPriority="99" w:name="Body Text Indent"/>
     <w:lsdException w:uiPriority="99" w:name="List Continue"/>
@@ -25045,7 +24943,7 @@
     <w:lsdException w:uiPriority="99" w:name="Body Text Indent 2"/>
     <w:lsdException w:uiPriority="99" w:name="Body Text Indent 3"/>
     <w:lsdException w:uiPriority="99" w:name="Block Text"/>
-    <w:lsdException w:uiPriority="99" w:semiHidden="0" w:name="Hyperlink"/>
+    <w:lsdException w:qFormat="1" w:uiPriority="99" w:semiHidden="0" w:name="Hyperlink"/>
     <w:lsdException w:uiPriority="99" w:name="FollowedHyperlink"/>
     <w:lsdException w:qFormat="1" w:unhideWhenUsed="0" w:uiPriority="22" w:semiHidden="0" w:name="Strong"/>
     <w:lsdException w:qFormat="1" w:unhideWhenUsed="0" w:uiPriority="20" w:semiHidden="0" w:name="Emphasis"/>
@@ -25342,6 +25240,7 @@
     <w:name w:val="Default Paragraph Font"/>
     <w:semiHidden/>
     <w:unhideWhenUsed/>
+    <w:qFormat/>
     <w:uiPriority w:val="1"/>
   </w:style>
   <w:style w:type="table" w:default="1" w:styleId="16">
@@ -25364,6 +25263,7 @@
     <w:basedOn w:val="1"/>
     <w:semiHidden/>
     <w:unhideWhenUsed/>
+    <w:qFormat/>
     <w:uiPriority w:val="99"/>
     <w:pPr>
       <w:jc w:val="left"/>
@@ -25375,6 +25275,7 @@
     <w:next w:val="1"/>
     <w:autoRedefine/>
     <w:unhideWhenUsed/>
+    <w:qFormat/>
     <w:uiPriority w:val="39"/>
     <w:pPr>
       <w:ind w:left="840" w:leftChars="400"/>
@@ -25404,6 +25305,7 @@
     <w:basedOn w:val="1"/>
     <w:link w:val="24"/>
     <w:unhideWhenUsed/>
+    <w:qFormat/>
     <w:uiPriority w:val="99"/>
     <w:pPr>
       <w:tabs>
@@ -25432,6 +25334,7 @@
     <w:link w:val="22"/>
     <w:semiHidden/>
     <w:unhideWhenUsed/>
+    <w:qFormat/>
     <w:uiPriority w:val="99"/>
     <w:rPr>
       <w:rFonts w:ascii="微软雅黑" w:hAnsi="微软雅黑" w:eastAsia="微软雅黑" w:cs="微软雅黑"/>
@@ -25446,6 +25349,7 @@
     <w:next w:val="1"/>
     <w:autoRedefine/>
     <w:unhideWhenUsed/>
+    <w:qFormat/>
     <w:uiPriority w:val="39"/>
     <w:pPr>
       <w:ind w:left="420" w:leftChars="200"/>
@@ -25472,6 +25376,7 @@
   <w:style w:type="character" w:styleId="18">
     <w:name w:val="Hyperlink"/>
     <w:unhideWhenUsed/>
+    <w:qFormat/>
     <w:uiPriority w:val="99"/>
     <w:rPr>
       <w:color w:val="0563C1"/>
@@ -25482,6 +25387,7 @@
     <w:name w:val="footnote reference"/>
     <w:semiHidden/>
     <w:unhideWhenUsed/>
+    <w:qFormat/>
     <w:uiPriority w:val="99"/>
     <w:rPr>
       <w:vertAlign w:val="superscript"/>
@@ -25516,6 +25422,7 @@
     <w:link w:val="13"/>
     <w:semiHidden/>
     <w:unhideWhenUsed/>
+    <w:qFormat/>
     <w:uiPriority w:val="99"/>
     <w:rPr>
       <w:sz w:val="20"/>
@@ -25527,6 +25434,7 @@
     <w:basedOn w:val="17"/>
     <w:semiHidden/>
     <w:unhideWhenUsed/>
+    <w:qFormat/>
     <w:uiPriority w:val="99"/>
     <w:rPr>
       <w:color w:val="605E5C"/>
@@ -25537,6 +25445,7 @@
     <w:name w:val="页眉 字符"/>
     <w:basedOn w:val="17"/>
     <w:link w:val="11"/>
+    <w:qFormat/>
     <w:uiPriority w:val="99"/>
     <w:rPr>
       <w:sz w:val="18"/>
@@ -25547,6 +25456,7 @@
     <w:name w:val="页脚 字符"/>
     <w:basedOn w:val="17"/>
     <w:link w:val="10"/>
+    <w:qFormat/>
     <w:uiPriority w:val="99"/>
     <w:rPr>
       <w:sz w:val="18"/>
